--- a/notes/Primary 1 - First Term.docx
+++ b/notes/Primary 1 - First Term.docx
@@ -34,7 +34,7 @@
           <w:i w:val="0"/>
           <w:sz w:val="21"/>
         </w:rPr>
-        <w:t>11 subjects · 97 lessons · 1 sections.</w:t>
+        <w:t>11 subjects · 97 lessons · 2 sections.</w:t>
       </w:r>
       <w:r>
         <w:rPr>
@@ -85,7 +85,7 @@
           <w:i/>
           <w:sz w:val="20"/>
         </w:rPr>
-        <w:t>1 subjects · 8 lessons · 1 term practice papers. Each part begins on a fresh page.</w:t>
+        <w:t>2 subjects · 16 lessons · 2 term practice papers. Each part begins on a fresh page.</w:t>
       </w:r>
     </w:p>
     <w:p>
@@ -329,7 +329,7 @@
           <w:color w:val="142C5A"/>
           <w:sz w:val="20"/>
         </w:rPr>
-        <w:t>EXAMINATION PRACTICE — BASIC SCIENCE (Primary 1 · 1st Term)</w:t>
+        <w:t>Basic Digital Literacy</w:t>
       </w:r>
       <w:r>
         <w:rPr>
@@ -337,6 +337,248 @@
         </w:rPr>
         <w:tab/>
         <w:t>8</w:t>
+      </w:r>
+    </w:p>
+    <w:p>
+      <w:pPr>
+        <w:tabs>
+          <w:tab w:pos="7370" w:val="right" w:leader="dot"/>
+        </w:tabs>
+        <w:spacing w:before="0" w:after="0" w:line="240" w:lineRule="auto"/>
+        <w:ind w:left="312"/>
+      </w:pPr>
+      <w:r>
+        <w:rPr>
+          <w:b w:val="0"/>
+          <w:i w:val="0"/>
+          <w:sz w:val="20"/>
+        </w:rPr>
+        <w:t>WEEK 1 — DIGITAL DEVICES AROUND US</w:t>
+      </w:r>
+      <w:r>
+        <w:rPr>
+          <w:sz w:val="20"/>
+        </w:rPr>
+        <w:tab/>
+        <w:t>8</w:t>
+      </w:r>
+    </w:p>
+    <w:p>
+      <w:pPr>
+        <w:tabs>
+          <w:tab w:pos="7370" w:val="right" w:leader="dot"/>
+        </w:tabs>
+        <w:spacing w:before="0" w:after="0" w:line="240" w:lineRule="auto"/>
+        <w:ind w:left="312"/>
+      </w:pPr>
+      <w:r>
+        <w:rPr>
+          <w:b w:val="0"/>
+          <w:i w:val="0"/>
+          <w:sz w:val="20"/>
+        </w:rPr>
+        <w:t>WEEK 2 — THE FOUR BASIC PARTS</w:t>
+      </w:r>
+      <w:r>
+        <w:rPr>
+          <w:sz w:val="20"/>
+        </w:rPr>
+        <w:tab/>
+        <w:t>8</w:t>
+      </w:r>
+    </w:p>
+    <w:p>
+      <w:pPr>
+        <w:tabs>
+          <w:tab w:pos="7370" w:val="right" w:leader="dot"/>
+        </w:tabs>
+        <w:spacing w:before="0" w:after="0" w:line="240" w:lineRule="auto"/>
+        <w:ind w:left="312"/>
+      </w:pPr>
+      <w:r>
+        <w:rPr>
+          <w:b w:val="0"/>
+          <w:i w:val="0"/>
+          <w:sz w:val="20"/>
+        </w:rPr>
+        <w:t>WEEK 3 — CARING FOR DEVICES AND LAB RULES</w:t>
+      </w:r>
+      <w:r>
+        <w:rPr>
+          <w:sz w:val="20"/>
+        </w:rPr>
+        <w:tab/>
+        <w:t>9</w:t>
+      </w:r>
+    </w:p>
+    <w:p>
+      <w:pPr>
+        <w:tabs>
+          <w:tab w:pos="7370" w:val="right" w:leader="dot"/>
+        </w:tabs>
+        <w:spacing w:before="0" w:after="0" w:line="240" w:lineRule="auto"/>
+        <w:ind w:left="312"/>
+      </w:pPr>
+      <w:r>
+        <w:rPr>
+          <w:b w:val="0"/>
+          <w:i w:val="0"/>
+          <w:sz w:val="20"/>
+        </w:rPr>
+        <w:t>WEEK 4 — FROM THE ABACUS TO TODAY</w:t>
+      </w:r>
+      <w:r>
+        <w:rPr>
+          <w:sz w:val="20"/>
+        </w:rPr>
+        <w:tab/>
+        <w:t>10</w:t>
+      </w:r>
+    </w:p>
+    <w:p>
+      <w:pPr>
+        <w:tabs>
+          <w:tab w:pos="7370" w:val="right" w:leader="dot"/>
+        </w:tabs>
+        <w:spacing w:before="0" w:after="0" w:line="240" w:lineRule="auto"/>
+        <w:ind w:left="312"/>
+      </w:pPr>
+      <w:r>
+        <w:rPr>
+          <w:b w:val="0"/>
+          <w:i w:val="0"/>
+          <w:sz w:val="20"/>
+        </w:rPr>
+        <w:t>WEEK 5 — THE TWO GREAT INVENTORS</w:t>
+      </w:r>
+      <w:r>
+        <w:rPr>
+          <w:sz w:val="20"/>
+        </w:rPr>
+        <w:tab/>
+        <w:t>10</w:t>
+      </w:r>
+    </w:p>
+    <w:p>
+      <w:pPr>
+        <w:tabs>
+          <w:tab w:pos="7370" w:val="right" w:leader="dot"/>
+        </w:tabs>
+        <w:spacing w:before="0" w:after="0" w:line="240" w:lineRule="auto"/>
+        <w:ind w:left="312"/>
+      </w:pPr>
+      <w:r>
+        <w:rPr>
+          <w:b w:val="0"/>
+          <w:i w:val="0"/>
+          <w:sz w:val="20"/>
+        </w:rPr>
+        <w:t>WEEK 6 — HARDWARE AND SOFTWARE</w:t>
+      </w:r>
+      <w:r>
+        <w:rPr>
+          <w:sz w:val="20"/>
+        </w:rPr>
+        <w:tab/>
+        <w:t>11</w:t>
+      </w:r>
+    </w:p>
+    <w:p>
+      <w:pPr>
+        <w:tabs>
+          <w:tab w:pos="7370" w:val="right" w:leader="dot"/>
+        </w:tabs>
+        <w:spacing w:before="0" w:after="0" w:line="240" w:lineRule="auto"/>
+        <w:ind w:left="312"/>
+      </w:pPr>
+      <w:r>
+        <w:rPr>
+          <w:b w:val="0"/>
+          <w:i w:val="0"/>
+          <w:sz w:val="20"/>
+        </w:rPr>
+        <w:t>WEEK 8 — INPUT DEVICES: KEYBOARD AND MOUSE</w:t>
+      </w:r>
+      <w:r>
+        <w:rPr>
+          <w:sz w:val="20"/>
+        </w:rPr>
+        <w:tab/>
+        <w:t>12</w:t>
+      </w:r>
+    </w:p>
+    <w:p>
+      <w:pPr>
+        <w:tabs>
+          <w:tab w:pos="7370" w:val="right" w:leader="dot"/>
+        </w:tabs>
+        <w:spacing w:before="0" w:after="0" w:line="240" w:lineRule="auto"/>
+        <w:ind w:left="312"/>
+      </w:pPr>
+      <w:r>
+        <w:rPr>
+          <w:b w:val="0"/>
+          <w:i w:val="0"/>
+          <w:sz w:val="20"/>
+        </w:rPr>
+        <w:t>WEEK 9 — OUTPUT DEVICES AND THE MICROPHONE</w:t>
+      </w:r>
+      <w:r>
+        <w:rPr>
+          <w:sz w:val="20"/>
+        </w:rPr>
+        <w:tab/>
+        <w:t>12</w:t>
+      </w:r>
+    </w:p>
+    <w:p>
+      <w:pPr>
+        <w:tabs>
+          <w:tab w:pos="7370" w:val="right" w:leader="dot"/>
+        </w:tabs>
+        <w:spacing w:before="60" w:after="0" w:line="240" w:lineRule="auto"/>
+        <w:ind w:left="0"/>
+      </w:pPr>
+      <w:r>
+        <w:rPr>
+          <w:b/>
+          <w:i w:val="0"/>
+          <w:color w:val="142C5A"/>
+          <w:sz w:val="20"/>
+        </w:rPr>
+        <w:t>EXAMINATION PRACTICE — BASIC SCIENCE (Primary 1 · 1st Term)</w:t>
+      </w:r>
+      <w:r>
+        <w:rPr>
+          <w:sz w:val="20"/>
+        </w:rPr>
+        <w:tab/>
+        <w:t>14</w:t>
+      </w:r>
+    </w:p>
+    <w:p>
+      <w:pPr>
+        <w:tabs>
+          <w:tab w:pos="7370" w:val="right" w:leader="dot"/>
+        </w:tabs>
+        <w:spacing w:before="60" w:after="0" w:line="240" w:lineRule="auto"/>
+        <w:ind w:left="0"/>
+      </w:pPr>
+      <w:r>
+        <w:rPr>
+          <w:b/>
+          <w:i w:val="0"/>
+          <w:color w:val="142C5A"/>
+          <w:sz w:val="20"/>
+        </w:rPr>
+        <w:t>EXAMINATION PRACTICE — BASIC DIGITAL LITERACY (Primary 1 · 1st Term)</w:t>
+      </w:r>
+      <w:r>
+        <w:rPr>
+          <w:sz w:val="20"/>
+        </w:rPr>
+        <w:tab/>
+        <w:t>16</w:t>
       </w:r>
       <w:r>
         <w:fldChar w:fldCharType="end"/>
@@ -838,7 +1080,7 @@
           <w:i w:val="0"/>
           <w:sz w:val="21"/>
         </w:rPr>
-        <w:t>1. A road that is smooth and black is called a ____ road. A) tarred B) muddy C) water D) bush</w:t>
+        <w:t>1. A road that is smooth and black is called a ____ road. A) tarred B) muddy C) bush D) water</w:t>
       </w:r>
     </w:p>
     <w:p>
@@ -852,7 +1094,7 @@
           <w:i w:val="0"/>
           <w:sz w:val="21"/>
         </w:rPr>
-        <w:t>2. Which of these is a small road for walking? A) bridge B) flyover C) pathway D) highway</w:t>
+        <w:t>2. Which of these is a small road for walking? A) pathway B) highway C) bridge D) flyover</w:t>
       </w:r>
     </w:p>
     <w:p>
@@ -866,7 +1108,7 @@
           <w:i w:val="0"/>
           <w:sz w:val="21"/>
         </w:rPr>
-        <w:t>3. The traffic light that means stop is A) green B) red C) yellow D) blue</w:t>
+        <w:t>3. The traffic light that means stop is A) red B) green C) yellow D) blue</w:t>
       </w:r>
     </w:p>
     <w:p>
@@ -1350,7 +1592,7 @@
           <w:i w:val="0"/>
           <w:sz w:val="21"/>
         </w:rPr>
-        <w:t>1. Everything around us at home and at school is the A) calendar B) notebook C) environment D) market</w:t>
+        <w:t>1. Everything around us at home and at school is the A) notebook B) environment C) calendar D) market</w:t>
       </w:r>
     </w:p>
     <w:p>
@@ -1364,7 +1606,7 @@
           <w:i w:val="0"/>
           <w:sz w:val="21"/>
         </w:rPr>
-        <w:t>2. Which of these is a primary colour? A) purple B) green C) orange D) blue</w:t>
+        <w:t>2. Which of these is a primary colour? A) blue B) green C) orange D) purple</w:t>
       </w:r>
     </w:p>
     <w:p>
@@ -1378,7 +1620,7 @@
           <w:i w:val="0"/>
           <w:sz w:val="21"/>
         </w:rPr>
-        <w:t>3. Red and yellow mixed together give A) grey B) green C) black D) orange</w:t>
+        <w:t>3. Red and yellow mixed together give A) orange B) green C) black D) grey</w:t>
       </w:r>
     </w:p>
     <w:p>
@@ -1870,7 +2112,7 @@
           <w:i w:val="0"/>
           <w:sz w:val="21"/>
         </w:rPr>
-        <w:t>1. A shape that is round with no corners is a A) square B) triangle C) rectangle D) circle</w:t>
+        <w:t>1. A shape that is round with no corners is a A) triangle B) rectangle C) circle D) square</w:t>
       </w:r>
     </w:p>
     <w:p>
@@ -1884,7 +2126,7 @@
           <w:i w:val="0"/>
           <w:sz w:val="21"/>
         </w:rPr>
-        <w:t>2. How many sides does a triangle have? A) three B) six C) five D) four</w:t>
+        <w:t>2. How many sides does a triangle have? A) three B) four C) five D) six</w:t>
       </w:r>
     </w:p>
     <w:p>
@@ -1898,7 +2140,7 @@
           <w:i w:val="0"/>
           <w:sz w:val="21"/>
         </w:rPr>
-        <w:t>3. A shape with four equal sides is a A) square B) oval C) star D) circle</w:t>
+        <w:t>3. A shape with four equal sides is a A) square B) star C) circle D) oval</w:t>
       </w:r>
     </w:p>
     <w:p>
@@ -2446,7 +2688,7 @@
           <w:i w:val="0"/>
           <w:sz w:val="21"/>
         </w:rPr>
-        <w:t>1. The shape of an egg is an A) triangle B) square C) rectangle D) oval</w:t>
+        <w:t>1. The shape of an egg is an A) rectangle B) square C) oval D) triangle</w:t>
       </w:r>
     </w:p>
     <w:p>
@@ -2460,7 +2702,7 @@
           <w:i w:val="0"/>
           <w:sz w:val="21"/>
         </w:rPr>
-        <w:t>2. A tin of milk is the solid shape called a A) sphere B) cube C) cylinder D) cone</w:t>
+        <w:t>2. A tin of milk is the solid shape called a A) cylinder B) cube C) sphere D) cone</w:t>
       </w:r>
     </w:p>
     <w:p>
@@ -2474,7 +2716,7 @@
           <w:i w:val="0"/>
           <w:sz w:val="21"/>
         </w:rPr>
-        <w:t>3. Which shape has five points? A) oval B) star C) heart D) circle</w:t>
+        <w:t>3. Which shape has five points? A) circle B) oval C) star D) heart</w:t>
       </w:r>
     </w:p>
     <w:p>
@@ -3038,7 +3280,7 @@
           <w:i w:val="0"/>
           <w:sz w:val="21"/>
         </w:rPr>
-        <w:t>1. Which of these is a living thing? A) stone B) book C) chair D) goat</w:t>
+        <w:t>1. Which of these is a living thing? A) book B) goat C) chair D) stone</w:t>
       </w:r>
     </w:p>
     <w:p>
@@ -3052,7 +3294,7 @@
           <w:i w:val="0"/>
           <w:sz w:val="21"/>
         </w:rPr>
-        <w:t>2. Living things do all of these except A) breathe B) melt C) eat D) grow</w:t>
+        <w:t>2. Living things do all of these except A) grow B) breathe C) eat D) melt</w:t>
       </w:r>
     </w:p>
     <w:p>
@@ -3066,7 +3308,7 @@
           <w:i w:val="0"/>
           <w:sz w:val="21"/>
         </w:rPr>
-        <w:t>3. A plant needs water, air and ____ to grow well. A) paper B) sunlight C) money D) shoes</w:t>
+        <w:t>3. A plant needs water, air and ____ to grow well. A) shoes B) paper C) money D) sunlight</w:t>
       </w:r>
     </w:p>
     <w:p>
@@ -3542,7 +3784,7 @@
           <w:i w:val="0"/>
           <w:sz w:val="21"/>
         </w:rPr>
-        <w:t>1. Which of these is non-living? A) dog B) hen C) stone D) tree</w:t>
+        <w:t>1. Which of these is non-living? A) hen B) stone C) dog D) tree</w:t>
       </w:r>
     </w:p>
     <w:p>
@@ -3556,7 +3798,7 @@
           <w:i w:val="0"/>
           <w:sz w:val="21"/>
         </w:rPr>
-        <w:t>2. A chair is a ____ non-living thing. A) living B) growing C) natural D) man-made</w:t>
+        <w:t>2. A chair is a ____ non-living thing. A) natural B) man-made C) growing D) living</w:t>
       </w:r>
     </w:p>
     <w:p>
@@ -3570,7 +3812,7 @@
           <w:i w:val="0"/>
           <w:sz w:val="21"/>
         </w:rPr>
-        <w:t>3. Which one is a natural non-living thing? A) book B) water C) car D) toy</w:t>
+        <w:t>3. Which one is a natural non-living thing? A) toy B) book C) water D) car</w:t>
       </w:r>
     </w:p>
     <w:p>
@@ -4086,7 +4328,7 @@
           <w:i w:val="0"/>
           <w:sz w:val="21"/>
         </w:rPr>
-        <w:t>1. Moving air is called A) sun B) wind C) rain D) cloud</w:t>
+        <w:t>1. Moving air is called A) rain B) sun C) wind D) cloud</w:t>
       </w:r>
     </w:p>
     <w:p>
@@ -4100,7 +4342,7 @@
           <w:i w:val="0"/>
           <w:sz w:val="21"/>
         </w:rPr>
-        <w:t>2. We cannot see air but we can A) wear it B) eat it C) buy it D) feel it</w:t>
+        <w:t>2. We cannot see air but we can A) buy it B) eat it C) feel it D) wear it</w:t>
       </w:r>
     </w:p>
     <w:p>
@@ -4114,7 +4356,7 @@
           <w:i w:val="0"/>
           <w:sz w:val="21"/>
         </w:rPr>
-        <w:t>3. Which of these uses air? A) reading a book B) sitting on a chair C) flying a kite D) writing a letter</w:t>
+        <w:t>3. Which of these uses air? A) sitting on a chair B) writing a letter C) reading a book D) flying a kite</w:t>
       </w:r>
     </w:p>
     <w:p>
@@ -4628,7 +4870,7 @@
           <w:i w:val="0"/>
           <w:sz w:val="21"/>
         </w:rPr>
-        <w:t>1. The top part of the ground where plants grow is A) cloud B) air C) soil D) water</w:t>
+        <w:t>1. The top part of the ground where plants grow is A) water B) soil C) cloud D) air</w:t>
       </w:r>
     </w:p>
     <w:p>
@@ -4642,7 +4884,7 @@
           <w:i w:val="0"/>
           <w:sz w:val="21"/>
         </w:rPr>
-        <w:t>2. The soil that is best for plants is A) rocky B) dry C) hard D) loamy</w:t>
+        <w:t>2. The soil that is best for plants is A) dry B) hard C) loamy D) rocky</w:t>
       </w:r>
     </w:p>
     <w:p>
@@ -4656,7 +4898,7 @@
           <w:i w:val="0"/>
           <w:sz w:val="21"/>
         </w:rPr>
-        <w:t>3. A pot for cooking can be made from A) water B) air C) glass D) clay</w:t>
+        <w:t>3. A pot for cooking can be made from A) glass B) air C) clay D) water</w:t>
       </w:r>
     </w:p>
     <w:p>
@@ -4750,6 +4992,656 @@
     </w:p>
     <w:p>
       <w:pPr>
+        <w:spacing w:after="0"/>
+      </w:pPr>
+      <w:r>
+        <w:br w:type="page"/>
+      </w:r>
+    </w:p>
+    <w:p>
+      <w:pPr>
+        <w:pStyle w:val="Heading1"/>
+        <w:keepNext/>
+        <w:spacing w:before="80" w:after="80"/>
+      </w:pPr>
+      <w:r>
+        <w:rPr>
+          <w:b/>
+          <w:i w:val="0"/>
+          <w:color w:val="142C5A"/>
+          <w:sz w:val="33"/>
+        </w:rPr>
+        <w:t>BASIC DIGITAL LITERACY</w:t>
+      </w:r>
+    </w:p>
+    <w:p>
+      <w:r>
+        <w:rPr>
+          <w:b w:val="0"/>
+          <w:i w:val="0"/>
+          <w:sz w:val="21"/>
+        </w:rPr>
+        <w:t xml:space="preserve">Weeks 1 to 6, 8 and 9. Week 7 is Mid-Term Break, and weeks 10, 11 and 12 are Revision, Examination and Closing: no lesson is written for a week the school keeps for those. </w:t>
+      </w:r>
+      <w:r>
+        <w:rPr>
+          <w:b w:val="0"/>
+          <w:i/>
+          <w:sz w:val="21"/>
+        </w:rPr>
+        <w:t>Depth: NERDC 2025 · Basic Digital Literacy · Primary 1 · First Term.</w:t>
+      </w:r>
+    </w:p>
+    <w:p>
+      <w:pPr>
+        <w:pStyle w:val="Heading2"/>
+        <w:keepNext/>
+        <w:spacing w:before="200" w:after="60"/>
+      </w:pPr>
+      <w:r>
+        <w:rPr>
+          <w:b/>
+          <w:i w:val="0"/>
+          <w:color w:val="142C5A"/>
+          <w:sz w:val="25"/>
+        </w:rPr>
+        <w:t>WEEK 1 — DIGITAL DEVICES AROUND US</w:t>
+      </w:r>
+    </w:p>
+    <w:p>
+      <w:r>
+        <w:rPr>
+          <w:b w:val="0"/>
+          <w:i/>
+          <w:sz w:val="21"/>
+        </w:rPr>
+        <w:t>Depth: NERDC Primary 1 · Basic Digital Literacy · First Term W1 (technology and devices).</w:t>
+      </w:r>
+    </w:p>
+    <w:p>
+      <w:pPr>
+        <w:keepNext/>
+        <w:spacing w:after="20"/>
+      </w:pPr>
+      <w:r>
+        <w:rPr>
+          <w:b/>
+          <w:i w:val="0"/>
+          <w:color w:val="142C5A"/>
+          <w:sz w:val="21"/>
+        </w:rPr>
+        <w:t>You will learn to</w:t>
+      </w:r>
+    </w:p>
+    <w:p>
+      <w:pPr>
+        <w:spacing w:after="20"/>
+        <w:ind w:left="312" w:hanging="227"/>
+      </w:pPr>
+      <w:r>
+        <w:rPr>
+          <w:b w:val="0"/>
+          <w:i w:val="0"/>
+          <w:sz w:val="21"/>
+        </w:rPr>
+        <w:t>• say what technology means in one line</w:t>
+      </w:r>
+    </w:p>
+    <w:p>
+      <w:pPr>
+        <w:spacing w:after="20"/>
+        <w:ind w:left="312" w:hanging="227"/>
+      </w:pPr>
+      <w:r>
+        <w:rPr>
+          <w:b w:val="0"/>
+          <w:i w:val="0"/>
+          <w:sz w:val="21"/>
+        </w:rPr>
+        <w:t>• name the digital devices I know</w:t>
+      </w:r>
+    </w:p>
+    <w:p>
+      <w:pPr>
+        <w:spacing w:after="20"/>
+        <w:ind w:left="312" w:hanging="227"/>
+      </w:pPr>
+      <w:r>
+        <w:rPr>
+          <w:b w:val="0"/>
+          <w:i w:val="0"/>
+          <w:sz w:val="21"/>
+        </w:rPr>
+        <w:t>• point to a computer, a tablet, a phone, a watch and a camera</w:t>
+      </w:r>
+    </w:p>
+    <w:p>
+      <w:pPr>
+        <w:spacing w:after="20"/>
+        <w:ind w:left="312" w:hanging="227"/>
+      </w:pPr>
+      <w:r>
+        <w:rPr>
+          <w:b w:val="0"/>
+          <w:i w:val="0"/>
+          <w:sz w:val="21"/>
+        </w:rPr>
+        <w:t>• tell which things at home are digital</w:t>
+      </w:r>
+    </w:p>
+    <w:p>
+      <w:pPr>
+        <w:keepNext/>
+        <w:spacing w:after="20"/>
+      </w:pPr>
+      <w:r>
+        <w:rPr>
+          <w:b/>
+          <w:i w:val="0"/>
+          <w:color w:val="142C5A"/>
+          <w:sz w:val="21"/>
+        </w:rPr>
+        <w:t>Things to know</w:t>
+      </w:r>
+    </w:p>
+    <w:p>
+      <w:pPr>
+        <w:spacing w:after="20"/>
+        <w:ind w:left="312" w:hanging="227"/>
+      </w:pPr>
+      <w:r>
+        <w:rPr>
+          <w:b w:val="0"/>
+          <w:i w:val="0"/>
+          <w:sz w:val="21"/>
+        </w:rPr>
+        <w:t xml:space="preserve">• </w:t>
+      </w:r>
+      <w:r>
+        <w:rPr>
+          <w:b/>
+          <w:i w:val="0"/>
+          <w:sz w:val="21"/>
+        </w:rPr>
+        <w:t>Technology</w:t>
+      </w:r>
+      <w:r>
+        <w:rPr>
+          <w:b w:val="0"/>
+          <w:i w:val="0"/>
+          <w:sz w:val="21"/>
+        </w:rPr>
+        <w:t xml:space="preserve"> is the smart things people make and use to do work more easily.</w:t>
+      </w:r>
+    </w:p>
+    <w:p>
+      <w:pPr>
+        <w:spacing w:after="20"/>
+        <w:ind w:left="312" w:hanging="227"/>
+      </w:pPr>
+      <w:r>
+        <w:rPr>
+          <w:b w:val="0"/>
+          <w:i w:val="0"/>
+          <w:sz w:val="21"/>
+        </w:rPr>
+        <w:t xml:space="preserve">• A </w:t>
+      </w:r>
+      <w:r>
+        <w:rPr>
+          <w:b/>
+          <w:i w:val="0"/>
+          <w:sz w:val="21"/>
+        </w:rPr>
+        <w:t>digital device</w:t>
+      </w:r>
+      <w:r>
+        <w:rPr>
+          <w:b w:val="0"/>
+          <w:i w:val="0"/>
+          <w:sz w:val="21"/>
+        </w:rPr>
+        <w:t xml:space="preserve"> is a machine that works with electricity and shows things on a screen.</w:t>
+      </w:r>
+    </w:p>
+    <w:p>
+      <w:pPr>
+        <w:spacing w:after="20"/>
+        <w:ind w:left="312" w:hanging="227"/>
+      </w:pPr>
+      <w:r>
+        <w:rPr>
+          <w:b w:val="0"/>
+          <w:i w:val="0"/>
+          <w:sz w:val="21"/>
+        </w:rPr>
+        <w:t xml:space="preserve">• A </w:t>
+      </w:r>
+      <w:r>
+        <w:rPr>
+          <w:b/>
+          <w:i w:val="0"/>
+          <w:sz w:val="21"/>
+        </w:rPr>
+        <w:t>computer</w:t>
+      </w:r>
+      <w:r>
+        <w:rPr>
+          <w:b w:val="0"/>
+          <w:i w:val="0"/>
+          <w:sz w:val="21"/>
+        </w:rPr>
+        <w:t xml:space="preserve">, a </w:t>
+      </w:r>
+      <w:r>
+        <w:rPr>
+          <w:b/>
+          <w:i w:val="0"/>
+          <w:sz w:val="21"/>
+        </w:rPr>
+        <w:t>tablet</w:t>
+      </w:r>
+      <w:r>
+        <w:rPr>
+          <w:b w:val="0"/>
+          <w:i w:val="0"/>
+          <w:sz w:val="21"/>
+        </w:rPr>
+        <w:t xml:space="preserve">, a </w:t>
+      </w:r>
+      <w:r>
+        <w:rPr>
+          <w:b/>
+          <w:i w:val="0"/>
+          <w:sz w:val="21"/>
+        </w:rPr>
+        <w:t>smartphone</w:t>
+      </w:r>
+      <w:r>
+        <w:rPr>
+          <w:b w:val="0"/>
+          <w:i w:val="0"/>
+          <w:sz w:val="21"/>
+        </w:rPr>
+        <w:t xml:space="preserve">, a </w:t>
+      </w:r>
+      <w:r>
+        <w:rPr>
+          <w:b/>
+          <w:i w:val="0"/>
+          <w:sz w:val="21"/>
+        </w:rPr>
+        <w:t>smart watch</w:t>
+      </w:r>
+      <w:r>
+        <w:rPr>
+          <w:b w:val="0"/>
+          <w:i w:val="0"/>
+          <w:sz w:val="21"/>
+        </w:rPr>
+        <w:t xml:space="preserve"> and a </w:t>
+      </w:r>
+      <w:r>
+        <w:rPr>
+          <w:b/>
+          <w:i w:val="0"/>
+          <w:sz w:val="21"/>
+        </w:rPr>
+        <w:t>camera</w:t>
+      </w:r>
+      <w:r>
+        <w:rPr>
+          <w:b w:val="0"/>
+          <w:i w:val="0"/>
+          <w:sz w:val="21"/>
+        </w:rPr>
+        <w:t xml:space="preserve"> are digital devices.</w:t>
+      </w:r>
+    </w:p>
+    <w:p>
+      <w:pPr>
+        <w:spacing w:after="20"/>
+        <w:ind w:left="312" w:hanging="227"/>
+      </w:pPr>
+      <w:r>
+        <w:rPr>
+          <w:b w:val="0"/>
+          <w:i w:val="0"/>
+          <w:sz w:val="21"/>
+        </w:rPr>
+        <w:t xml:space="preserve">• A </w:t>
+      </w:r>
+      <w:r>
+        <w:rPr>
+          <w:b/>
+          <w:i w:val="0"/>
+          <w:sz w:val="21"/>
+        </w:rPr>
+        <w:t>desktop</w:t>
+      </w:r>
+      <w:r>
+        <w:rPr>
+          <w:b w:val="0"/>
+          <w:i w:val="0"/>
+          <w:sz w:val="21"/>
+        </w:rPr>
+        <w:t xml:space="preserve"> stays on a table; a </w:t>
+      </w:r>
+      <w:r>
+        <w:rPr>
+          <w:b/>
+          <w:i w:val="0"/>
+          <w:sz w:val="21"/>
+        </w:rPr>
+        <w:t>laptop</w:t>
+      </w:r>
+      <w:r>
+        <w:rPr>
+          <w:b w:val="0"/>
+          <w:i w:val="0"/>
+          <w:sz w:val="21"/>
+        </w:rPr>
+        <w:t xml:space="preserve"> opens like a book; a </w:t>
+      </w:r>
+      <w:r>
+        <w:rPr>
+          <w:b/>
+          <w:i w:val="0"/>
+          <w:sz w:val="21"/>
+        </w:rPr>
+        <w:t>tablet</w:t>
+      </w:r>
+      <w:r>
+        <w:rPr>
+          <w:b w:val="0"/>
+          <w:i w:val="0"/>
+          <w:sz w:val="21"/>
+        </w:rPr>
+        <w:t xml:space="preserve"> is flat and light.</w:t>
+      </w:r>
+    </w:p>
+    <w:p>
+      <w:pPr>
+        <w:spacing w:after="20"/>
+        <w:ind w:left="312" w:hanging="227"/>
+      </w:pPr>
+      <w:r>
+        <w:rPr>
+          <w:b w:val="0"/>
+          <w:i w:val="0"/>
+          <w:sz w:val="21"/>
+        </w:rPr>
+        <w:t>• A wooden broom and a plastic bucket are not digital devices.</w:t>
+      </w:r>
+    </w:p>
+    <w:p>
+      <w:pPr>
+        <w:keepNext/>
+        <w:spacing w:after="20"/>
+      </w:pPr>
+      <w:r>
+        <w:rPr>
+          <w:b/>
+          <w:i w:val="0"/>
+          <w:color w:val="142C5A"/>
+          <w:sz w:val="21"/>
+        </w:rPr>
+        <w:t>Let us talk</w:t>
+      </w:r>
+    </w:p>
+    <w:p>
+      <w:pPr>
+        <w:spacing w:after="20"/>
+        <w:ind w:left="351" w:hanging="351"/>
+      </w:pPr>
+      <w:r>
+        <w:rPr>
+          <w:b w:val="0"/>
+          <w:i w:val="0"/>
+          <w:sz w:val="21"/>
+        </w:rPr>
+        <w:t>1. Name one digital device you have seen at home.</w:t>
+      </w:r>
+    </w:p>
+    <w:p>
+      <w:pPr>
+        <w:spacing w:after="20"/>
+        <w:ind w:left="351" w:hanging="351"/>
+      </w:pPr>
+      <w:r>
+        <w:rPr>
+          <w:b w:val="0"/>
+          <w:i w:val="0"/>
+          <w:sz w:val="21"/>
+        </w:rPr>
+        <w:t>2. Which device do you touch with your finger to make it work?</w:t>
+      </w:r>
+    </w:p>
+    <w:p>
+      <w:pPr>
+        <w:spacing w:after="20"/>
+        <w:ind w:left="351" w:hanging="351"/>
+      </w:pPr>
+      <w:r>
+        <w:rPr>
+          <w:b w:val="0"/>
+          <w:i w:val="0"/>
+          <w:sz w:val="21"/>
+        </w:rPr>
+        <w:t>3. Is a wooden spoon a digital device? Why?</w:t>
+      </w:r>
+    </w:p>
+    <w:p>
+      <w:pPr>
+        <w:keepNext/>
+        <w:spacing w:after="20"/>
+      </w:pPr>
+      <w:r>
+        <w:rPr>
+          <w:b/>
+          <w:i w:val="0"/>
+          <w:color w:val="142C5A"/>
+          <w:sz w:val="21"/>
+        </w:rPr>
+        <w:t>Words for my notebook</w:t>
+      </w:r>
+    </w:p>
+    <w:p>
+      <w:pPr>
+        <w:spacing w:after="20"/>
+        <w:ind w:left="312" w:hanging="227"/>
+      </w:pPr>
+      <w:r>
+        <w:rPr>
+          <w:b w:val="0"/>
+          <w:i w:val="0"/>
+          <w:sz w:val="21"/>
+        </w:rPr>
+        <w:t>• technology — smart things people make</w:t>
+      </w:r>
+    </w:p>
+    <w:p>
+      <w:pPr>
+        <w:spacing w:after="20"/>
+        <w:ind w:left="312" w:hanging="227"/>
+      </w:pPr>
+      <w:r>
+        <w:rPr>
+          <w:b w:val="0"/>
+          <w:i w:val="0"/>
+          <w:sz w:val="21"/>
+        </w:rPr>
+        <w:t>• digital — works with electricity and a screen</w:t>
+      </w:r>
+    </w:p>
+    <w:p>
+      <w:pPr>
+        <w:spacing w:after="20"/>
+        <w:ind w:left="312" w:hanging="227"/>
+      </w:pPr>
+      <w:r>
+        <w:rPr>
+          <w:b w:val="0"/>
+          <w:i w:val="0"/>
+          <w:sz w:val="21"/>
+        </w:rPr>
+        <w:t>• tablet — a flat, light computer</w:t>
+      </w:r>
+    </w:p>
+    <w:p>
+      <w:pPr>
+        <w:spacing w:after="20"/>
+        <w:ind w:left="312" w:hanging="227"/>
+      </w:pPr>
+      <w:r>
+        <w:rPr>
+          <w:b w:val="0"/>
+          <w:i w:val="0"/>
+          <w:sz w:val="21"/>
+        </w:rPr>
+        <w:t>• camera — takes pictures</w:t>
+      </w:r>
+    </w:p>
+    <w:p>
+      <w:pPr>
+        <w:keepNext/>
+        <w:spacing w:after="20"/>
+      </w:pPr>
+      <w:r>
+        <w:rPr>
+          <w:b/>
+          <w:i w:val="0"/>
+          <w:color w:val="142C5A"/>
+          <w:sz w:val="21"/>
+        </w:rPr>
+        <w:t>Worksheet</w:t>
+      </w:r>
+    </w:p>
+    <w:p>
+      <w:pPr>
+        <w:spacing w:after="20"/>
+        <w:ind w:left="351" w:hanging="351"/>
+      </w:pPr>
+      <w:r>
+        <w:rPr>
+          <w:b w:val="0"/>
+          <w:i w:val="0"/>
+          <w:sz w:val="21"/>
+        </w:rPr>
+        <w:t>1. A machine that works with electricity and shows things on a screen is a ____ device. A) digital B) wooden C) paper D) plastic</w:t>
+      </w:r>
+    </w:p>
+    <w:p>
+      <w:pPr>
+        <w:spacing w:after="20"/>
+        <w:ind w:left="351" w:hanging="351"/>
+      </w:pPr>
+      <w:r>
+        <w:rPr>
+          <w:b w:val="0"/>
+          <w:i w:val="0"/>
+          <w:sz w:val="21"/>
+        </w:rPr>
+        <w:t>2. Which of these is NOT a digital device? A) broom B) camera C) smartphone D) tablet</w:t>
+      </w:r>
+    </w:p>
+    <w:p>
+      <w:pPr>
+        <w:spacing w:after="20"/>
+        <w:ind w:left="351" w:hanging="351"/>
+      </w:pPr>
+      <w:r>
+        <w:rPr>
+          <w:b w:val="0"/>
+          <w:i w:val="0"/>
+          <w:sz w:val="21"/>
+        </w:rPr>
+        <w:t>3. The computer that stays on a table is a A) tablet B) camera C) desktop D) watch</w:t>
+      </w:r>
+    </w:p>
+    <w:p>
+      <w:pPr>
+        <w:spacing w:after="20"/>
+        <w:ind w:left="351" w:hanging="351"/>
+      </w:pPr>
+      <w:r>
+        <w:rPr>
+          <w:b w:val="0"/>
+          <w:i w:val="0"/>
+          <w:sz w:val="21"/>
+        </w:rPr>
+        <w:t>4. Fill in: A ____ opens like a book.</w:t>
+      </w:r>
+    </w:p>
+    <w:p>
+      <w:pPr>
+        <w:spacing w:after="20"/>
+        <w:ind w:left="351" w:hanging="351"/>
+      </w:pPr>
+      <w:r>
+        <w:rPr>
+          <w:b w:val="0"/>
+          <w:i w:val="0"/>
+          <w:sz w:val="21"/>
+        </w:rPr>
+        <w:t>5. Mention two digital devices you can carry about.</w:t>
+      </w:r>
+    </w:p>
+    <w:p>
+      <w:pPr>
+        <w:spacing w:after="20"/>
+        <w:ind w:left="351" w:hanging="351"/>
+      </w:pPr>
+      <w:r>
+        <w:rPr>
+          <w:b w:val="0"/>
+          <w:i w:val="0"/>
+          <w:sz w:val="21"/>
+        </w:rPr>
+        <w:t>6. Write one thing a camera does.</w:t>
+      </w:r>
+    </w:p>
+    <w:p>
+      <w:pPr>
+        <w:spacing w:after="20"/>
+        <w:ind w:left="351" w:hanging="351"/>
+      </w:pPr>
+      <w:r>
+        <w:rPr>
+          <w:b w:val="0"/>
+          <w:i w:val="0"/>
+          <w:sz w:val="21"/>
+        </w:rPr>
+        <w:t>7. Draw a tablet and a smartphone side by side.</w:t>
+      </w:r>
+    </w:p>
+    <w:p>
+      <w:pPr>
+        <w:keepNext/>
+        <w:spacing w:after="20"/>
+      </w:pPr>
+      <w:r>
+        <w:rPr>
+          <w:b/>
+          <w:i w:val="0"/>
+          <w:color w:val="142C5A"/>
+          <w:sz w:val="21"/>
+        </w:rPr>
+        <w:t>My own work</w:t>
+      </w:r>
+    </w:p>
+    <w:p>
+      <w:r>
+        <w:rPr>
+          <w:b w:val="0"/>
+          <w:i w:val="0"/>
+          <w:sz w:val="21"/>
+        </w:rPr>
+        <w:t>Draw one digital device I have seen and colour its screen grey.</w:t>
+      </w:r>
+    </w:p>
+    <w:p>
+      <w:pPr>
         <w:spacing w:after="60"/>
         <w:pBdr>
           <w:bottom w:val="single" w:sz="6" w:color="BBBBBB"/>
@@ -4758,6 +5650,3668 @@
     </w:p>
     <w:p>
       <w:pPr>
+        <w:pStyle w:val="Heading2"/>
+        <w:keepNext/>
+        <w:spacing w:before="200" w:after="60"/>
+      </w:pPr>
+      <w:r>
+        <w:rPr>
+          <w:b/>
+          <w:i w:val="0"/>
+          <w:color w:val="142C5A"/>
+          <w:sz w:val="25"/>
+        </w:rPr>
+        <w:t>WEEK 2 — THE FOUR BASIC PARTS</w:t>
+      </w:r>
+    </w:p>
+    <w:p>
+      <w:r>
+        <w:rPr>
+          <w:b w:val="0"/>
+          <w:i/>
+          <w:sz w:val="21"/>
+        </w:rPr>
+        <w:t>Depth: NERDC Primary 1 · Basic Digital Literacy · First Term W2 (parts of a computer).</w:t>
+      </w:r>
+    </w:p>
+    <w:p>
+      <w:pPr>
+        <w:keepNext/>
+        <w:spacing w:after="20"/>
+      </w:pPr>
+      <w:r>
+        <w:rPr>
+          <w:b/>
+          <w:i w:val="0"/>
+          <w:color w:val="142C5A"/>
+          <w:sz w:val="21"/>
+        </w:rPr>
+        <w:t>You will learn to</w:t>
+      </w:r>
+    </w:p>
+    <w:p>
+      <w:pPr>
+        <w:spacing w:after="20"/>
+        <w:ind w:left="312" w:hanging="227"/>
+      </w:pPr>
+      <w:r>
+        <w:rPr>
+          <w:b w:val="0"/>
+          <w:i w:val="0"/>
+          <w:sz w:val="21"/>
+        </w:rPr>
+        <w:t>• name the four basic parts of a computer</w:t>
+      </w:r>
+    </w:p>
+    <w:p>
+      <w:pPr>
+        <w:spacing w:after="20"/>
+        <w:ind w:left="312" w:hanging="227"/>
+      </w:pPr>
+      <w:r>
+        <w:rPr>
+          <w:b w:val="0"/>
+          <w:i w:val="0"/>
+          <w:sz w:val="21"/>
+        </w:rPr>
+        <w:t>• say what each part does</w:t>
+      </w:r>
+    </w:p>
+    <w:p>
+      <w:pPr>
+        <w:spacing w:after="20"/>
+        <w:ind w:left="312" w:hanging="227"/>
+      </w:pPr>
+      <w:r>
+        <w:rPr>
+          <w:b w:val="0"/>
+          <w:i w:val="0"/>
+          <w:sz w:val="21"/>
+        </w:rPr>
+        <w:t>• point to each part on a real computer</w:t>
+      </w:r>
+    </w:p>
+    <w:p>
+      <w:pPr>
+        <w:spacing w:after="20"/>
+        <w:ind w:left="312" w:hanging="227"/>
+      </w:pPr>
+      <w:r>
+        <w:rPr>
+          <w:b w:val="0"/>
+          <w:i w:val="0"/>
+          <w:sz w:val="21"/>
+        </w:rPr>
+        <w:t>• put the parts in the right order of work</w:t>
+      </w:r>
+    </w:p>
+    <w:p>
+      <w:pPr>
+        <w:keepNext/>
+        <w:spacing w:after="20"/>
+      </w:pPr>
+      <w:r>
+        <w:rPr>
+          <w:b/>
+          <w:i w:val="0"/>
+          <w:color w:val="142C5A"/>
+          <w:sz w:val="21"/>
+        </w:rPr>
+        <w:t>Things to know</w:t>
+      </w:r>
+    </w:p>
+    <w:p>
+      <w:pPr>
+        <w:spacing w:after="20"/>
+        <w:ind w:left="312" w:hanging="227"/>
+      </w:pPr>
+      <w:r>
+        <w:rPr>
+          <w:b w:val="0"/>
+          <w:i w:val="0"/>
+          <w:sz w:val="21"/>
+        </w:rPr>
+        <w:t xml:space="preserve">• The </w:t>
+      </w:r>
+      <w:r>
+        <w:rPr>
+          <w:b/>
+          <w:i w:val="0"/>
+          <w:sz w:val="21"/>
+        </w:rPr>
+        <w:t>monitor</w:t>
+      </w:r>
+      <w:r>
+        <w:rPr>
+          <w:b w:val="0"/>
+          <w:i w:val="0"/>
+          <w:sz w:val="21"/>
+        </w:rPr>
+        <w:t xml:space="preserve"> shows pictures, letters and numbers like a television.</w:t>
+      </w:r>
+    </w:p>
+    <w:p>
+      <w:pPr>
+        <w:spacing w:after="20"/>
+        <w:ind w:left="312" w:hanging="227"/>
+      </w:pPr>
+      <w:r>
+        <w:rPr>
+          <w:b w:val="0"/>
+          <w:i w:val="0"/>
+          <w:sz w:val="21"/>
+        </w:rPr>
+        <w:t xml:space="preserve">• The </w:t>
+      </w:r>
+      <w:r>
+        <w:rPr>
+          <w:b/>
+          <w:i w:val="0"/>
+          <w:sz w:val="21"/>
+        </w:rPr>
+        <w:t>keyboard</w:t>
+      </w:r>
+      <w:r>
+        <w:rPr>
+          <w:b w:val="0"/>
+          <w:i w:val="0"/>
+          <w:sz w:val="21"/>
+        </w:rPr>
+        <w:t xml:space="preserve"> has keys we press to put information into the computer.</w:t>
+      </w:r>
+    </w:p>
+    <w:p>
+      <w:pPr>
+        <w:spacing w:after="20"/>
+        <w:ind w:left="312" w:hanging="227"/>
+      </w:pPr>
+      <w:r>
+        <w:rPr>
+          <w:b w:val="0"/>
+          <w:i w:val="0"/>
+          <w:sz w:val="21"/>
+        </w:rPr>
+        <w:t xml:space="preserve">• The </w:t>
+      </w:r>
+      <w:r>
+        <w:rPr>
+          <w:b/>
+          <w:i w:val="0"/>
+          <w:sz w:val="21"/>
+        </w:rPr>
+        <w:t>mouse</w:t>
+      </w:r>
+      <w:r>
+        <w:rPr>
+          <w:b w:val="0"/>
+          <w:i w:val="0"/>
+          <w:sz w:val="21"/>
+        </w:rPr>
+        <w:t xml:space="preserve"> is held in the hand and moves the arrow on the screen.</w:t>
+      </w:r>
+    </w:p>
+    <w:p>
+      <w:pPr>
+        <w:spacing w:after="0"/>
+      </w:pPr>
+      <w:r>
+        <w:br w:type="page"/>
+      </w:r>
+    </w:p>
+    <w:p>
+      <w:pPr>
+        <w:spacing w:after="20"/>
+        <w:ind w:left="312" w:hanging="227"/>
+      </w:pPr>
+      <w:r>
+        <w:rPr>
+          <w:b w:val="0"/>
+          <w:i w:val="0"/>
+          <w:sz w:val="21"/>
+        </w:rPr>
+        <w:t xml:space="preserve">• The </w:t>
+      </w:r>
+      <w:r>
+        <w:rPr>
+          <w:b/>
+          <w:i w:val="0"/>
+          <w:sz w:val="21"/>
+        </w:rPr>
+        <w:t>CPU</w:t>
+      </w:r>
+      <w:r>
+        <w:rPr>
+          <w:b w:val="0"/>
+          <w:i w:val="0"/>
+          <w:sz w:val="21"/>
+        </w:rPr>
+        <w:t xml:space="preserve"> is the box that does the thinking; it is the brain of the computer.</w:t>
+      </w:r>
+    </w:p>
+    <w:p>
+      <w:pPr>
+        <w:spacing w:after="20"/>
+        <w:ind w:left="312" w:hanging="227"/>
+      </w:pPr>
+      <w:r>
+        <w:rPr>
+          <w:b w:val="0"/>
+          <w:i w:val="0"/>
+          <w:sz w:val="21"/>
+        </w:rPr>
+        <w:t>• We give information with the keyboard or mouse, the CPU thinks, and the monitor shows the answer.</w:t>
+      </w:r>
+    </w:p>
+    <w:p>
+      <w:pPr>
+        <w:keepNext/>
+        <w:spacing w:after="20"/>
+      </w:pPr>
+      <w:r>
+        <w:rPr>
+          <w:b/>
+          <w:i w:val="0"/>
+          <w:color w:val="142C5A"/>
+          <w:sz w:val="21"/>
+        </w:rPr>
+        <w:t>Let us talk</w:t>
+      </w:r>
+    </w:p>
+    <w:p>
+      <w:pPr>
+        <w:spacing w:after="20"/>
+        <w:ind w:left="351" w:hanging="351"/>
+      </w:pPr>
+      <w:r>
+        <w:rPr>
+          <w:b w:val="0"/>
+          <w:i w:val="0"/>
+          <w:sz w:val="21"/>
+        </w:rPr>
+        <w:t>1. Which part shows the picture?</w:t>
+      </w:r>
+    </w:p>
+    <w:p>
+      <w:pPr>
+        <w:spacing w:after="20"/>
+        <w:ind w:left="351" w:hanging="351"/>
+      </w:pPr>
+      <w:r>
+        <w:rPr>
+          <w:b w:val="0"/>
+          <w:i w:val="0"/>
+          <w:sz w:val="21"/>
+        </w:rPr>
+        <w:t>2. Which part do we press with our fingers?</w:t>
+      </w:r>
+    </w:p>
+    <w:p>
+      <w:pPr>
+        <w:spacing w:after="20"/>
+        <w:ind w:left="351" w:hanging="351"/>
+      </w:pPr>
+      <w:r>
+        <w:rPr>
+          <w:b w:val="0"/>
+          <w:i w:val="0"/>
+          <w:sz w:val="21"/>
+        </w:rPr>
+        <w:t>3. Which part does the thinking?</w:t>
+      </w:r>
+    </w:p>
+    <w:p>
+      <w:pPr>
+        <w:keepNext/>
+        <w:spacing w:after="20"/>
+      </w:pPr>
+      <w:r>
+        <w:rPr>
+          <w:b/>
+          <w:i w:val="0"/>
+          <w:color w:val="142C5A"/>
+          <w:sz w:val="21"/>
+        </w:rPr>
+        <w:t>Words for my notebook</w:t>
+      </w:r>
+    </w:p>
+    <w:p>
+      <w:pPr>
+        <w:spacing w:after="20"/>
+        <w:ind w:left="312" w:hanging="227"/>
+      </w:pPr>
+      <w:r>
+        <w:rPr>
+          <w:b w:val="0"/>
+          <w:i w:val="0"/>
+          <w:sz w:val="21"/>
+        </w:rPr>
+        <w:t>• monitor — shows the picture</w:t>
+      </w:r>
+    </w:p>
+    <w:p>
+      <w:pPr>
+        <w:spacing w:after="20"/>
+        <w:ind w:left="312" w:hanging="227"/>
+      </w:pPr>
+      <w:r>
+        <w:rPr>
+          <w:b w:val="0"/>
+          <w:i w:val="0"/>
+          <w:sz w:val="21"/>
+        </w:rPr>
+        <w:t>• keyboard — keys we press</w:t>
+      </w:r>
+    </w:p>
+    <w:p>
+      <w:pPr>
+        <w:spacing w:after="20"/>
+        <w:ind w:left="312" w:hanging="227"/>
+      </w:pPr>
+      <w:r>
+        <w:rPr>
+          <w:b w:val="0"/>
+          <w:i w:val="0"/>
+          <w:sz w:val="21"/>
+        </w:rPr>
+        <w:t>• mouse — moves the arrow</w:t>
+      </w:r>
+    </w:p>
+    <w:p>
+      <w:pPr>
+        <w:spacing w:after="20"/>
+        <w:ind w:left="312" w:hanging="227"/>
+      </w:pPr>
+      <w:r>
+        <w:rPr>
+          <w:b w:val="0"/>
+          <w:i w:val="0"/>
+          <w:sz w:val="21"/>
+        </w:rPr>
+        <w:t>• CPU — the thinking box</w:t>
+      </w:r>
+    </w:p>
+    <w:p>
+      <w:pPr>
+        <w:keepNext/>
+        <w:spacing w:after="20"/>
+      </w:pPr>
+      <w:r>
+        <w:rPr>
+          <w:b/>
+          <w:i w:val="0"/>
+          <w:color w:val="142C5A"/>
+          <w:sz w:val="21"/>
+        </w:rPr>
+        <w:t>Worksheet</w:t>
+      </w:r>
+    </w:p>
+    <w:p>
+      <w:pPr>
+        <w:spacing w:after="20"/>
+        <w:ind w:left="351" w:hanging="351"/>
+      </w:pPr>
+      <w:r>
+        <w:rPr>
+          <w:b w:val="0"/>
+          <w:i w:val="0"/>
+          <w:sz w:val="21"/>
+        </w:rPr>
+        <w:t>1. The part that shows pictures and letters is the A) CPU B) mouse C) monitor D) keyboard</w:t>
+      </w:r>
+    </w:p>
+    <w:p>
+      <w:pPr>
+        <w:spacing w:after="20"/>
+        <w:ind w:left="351" w:hanging="351"/>
+      </w:pPr>
+      <w:r>
+        <w:rPr>
+          <w:b w:val="0"/>
+          <w:i w:val="0"/>
+          <w:sz w:val="21"/>
+        </w:rPr>
+        <w:t>2. We move the arrow on the screen with the A) speaker B) printer C) mouse D) monitor</w:t>
+      </w:r>
+    </w:p>
+    <w:p>
+      <w:pPr>
+        <w:spacing w:after="20"/>
+        <w:ind w:left="351" w:hanging="351"/>
+      </w:pPr>
+      <w:r>
+        <w:rPr>
+          <w:b w:val="0"/>
+          <w:i w:val="0"/>
+          <w:sz w:val="21"/>
+        </w:rPr>
+        <w:t>3. The brain of the computer is the A) mouse B) cable C) keyboard D) CPU</w:t>
+      </w:r>
+    </w:p>
+    <w:p>
+      <w:pPr>
+        <w:spacing w:after="20"/>
+        <w:ind w:left="351" w:hanging="351"/>
+      </w:pPr>
+      <w:r>
+        <w:rPr>
+          <w:b w:val="0"/>
+          <w:i w:val="0"/>
+          <w:sz w:val="21"/>
+        </w:rPr>
+        <w:t>4. Fill in: We press keys on the ____.</w:t>
+      </w:r>
+    </w:p>
+    <w:p>
+      <w:pPr>
+        <w:spacing w:after="20"/>
+        <w:ind w:left="351" w:hanging="351"/>
+      </w:pPr>
+      <w:r>
+        <w:rPr>
+          <w:b w:val="0"/>
+          <w:i w:val="0"/>
+          <w:sz w:val="21"/>
+        </w:rPr>
+        <w:t>5. Mention two parts we touch to give the computer information.</w:t>
+      </w:r>
+    </w:p>
+    <w:p>
+      <w:pPr>
+        <w:spacing w:after="20"/>
+        <w:ind w:left="351" w:hanging="351"/>
+      </w:pPr>
+      <w:r>
+        <w:rPr>
+          <w:b w:val="0"/>
+          <w:i w:val="0"/>
+          <w:sz w:val="21"/>
+        </w:rPr>
+        <w:t>6. Write what the monitor does.</w:t>
+      </w:r>
+    </w:p>
+    <w:p>
+      <w:pPr>
+        <w:spacing w:after="20"/>
+        <w:ind w:left="351" w:hanging="351"/>
+      </w:pPr>
+      <w:r>
+        <w:rPr>
+          <w:b w:val="0"/>
+          <w:i w:val="0"/>
+          <w:sz w:val="21"/>
+        </w:rPr>
+        <w:t>7. Draw a computer and label the monitor and the keyboard.</w:t>
+      </w:r>
+    </w:p>
+    <w:p>
+      <w:pPr>
+        <w:keepNext/>
+        <w:spacing w:after="20"/>
+      </w:pPr>
+      <w:r>
+        <w:rPr>
+          <w:b/>
+          <w:i w:val="0"/>
+          <w:color w:val="142C5A"/>
+          <w:sz w:val="21"/>
+        </w:rPr>
+        <w:t>My own work</w:t>
+      </w:r>
+    </w:p>
+    <w:p>
+      <w:r>
+        <w:rPr>
+          <w:b w:val="0"/>
+          <w:i w:val="0"/>
+          <w:sz w:val="21"/>
+        </w:rPr>
+        <w:t>Draw the four basic parts of a computer in my notebook.</w:t>
+      </w:r>
+    </w:p>
+    <w:p>
+      <w:pPr>
+        <w:spacing w:after="60"/>
+        <w:pBdr>
+          <w:bottom w:val="single" w:sz="6" w:color="BBBBBB"/>
+        </w:pBdr>
+      </w:pPr>
+    </w:p>
+    <w:p>
+      <w:pPr>
+        <w:pStyle w:val="Heading2"/>
+        <w:keepNext/>
+        <w:spacing w:before="200" w:after="60"/>
+      </w:pPr>
+      <w:r>
+        <w:rPr>
+          <w:b/>
+          <w:i w:val="0"/>
+          <w:color w:val="142C5A"/>
+          <w:sz w:val="25"/>
+        </w:rPr>
+        <w:t>WEEK 3 — CARING FOR DEVICES AND LAB RULES</w:t>
+      </w:r>
+    </w:p>
+    <w:p>
+      <w:r>
+        <w:rPr>
+          <w:b w:val="0"/>
+          <w:i/>
+          <w:sz w:val="21"/>
+        </w:rPr>
+        <w:t>Depth: NERDC Primary 1 · Basic Digital Literacy · First Term W3 (care and safety).</w:t>
+      </w:r>
+    </w:p>
+    <w:p>
+      <w:pPr>
+        <w:keepNext/>
+        <w:spacing w:after="20"/>
+      </w:pPr>
+      <w:r>
+        <w:rPr>
+          <w:b/>
+          <w:i w:val="0"/>
+          <w:color w:val="142C5A"/>
+          <w:sz w:val="21"/>
+        </w:rPr>
+        <w:t>You will learn to</w:t>
+      </w:r>
+    </w:p>
+    <w:p>
+      <w:pPr>
+        <w:spacing w:after="20"/>
+        <w:ind w:left="312" w:hanging="227"/>
+      </w:pPr>
+      <w:r>
+        <w:rPr>
+          <w:b w:val="0"/>
+          <w:i w:val="0"/>
+          <w:sz w:val="21"/>
+        </w:rPr>
+        <w:t>• keep a device clean and dry</w:t>
+      </w:r>
+    </w:p>
+    <w:p>
+      <w:pPr>
+        <w:spacing w:after="20"/>
+        <w:ind w:left="312" w:hanging="227"/>
+      </w:pPr>
+      <w:r>
+        <w:rPr>
+          <w:b w:val="0"/>
+          <w:i w:val="0"/>
+          <w:sz w:val="21"/>
+        </w:rPr>
+        <w:t>• hold and carry a device with two hands</w:t>
+      </w:r>
+    </w:p>
+    <w:p>
+      <w:pPr>
+        <w:spacing w:after="20"/>
+        <w:ind w:left="312" w:hanging="227"/>
+      </w:pPr>
+      <w:r>
+        <w:rPr>
+          <w:b w:val="0"/>
+          <w:i w:val="0"/>
+          <w:sz w:val="21"/>
+        </w:rPr>
+        <w:t>• shut a device the right way</w:t>
+      </w:r>
+    </w:p>
+    <w:p>
+      <w:pPr>
+        <w:spacing w:after="20"/>
+        <w:ind w:left="312" w:hanging="227"/>
+      </w:pPr>
+      <w:r>
+        <w:rPr>
+          <w:b w:val="0"/>
+          <w:i w:val="0"/>
+          <w:sz w:val="21"/>
+        </w:rPr>
+        <w:t>• keep the rules of the computer lab</w:t>
+      </w:r>
+    </w:p>
+    <w:p>
+      <w:pPr>
+        <w:keepNext/>
+        <w:spacing w:after="20"/>
+      </w:pPr>
+      <w:r>
+        <w:rPr>
+          <w:b/>
+          <w:i w:val="0"/>
+          <w:color w:val="142C5A"/>
+          <w:sz w:val="21"/>
+        </w:rPr>
+        <w:t>Things to know</w:t>
+      </w:r>
+    </w:p>
+    <w:p>
+      <w:pPr>
+        <w:spacing w:after="20"/>
+        <w:ind w:left="312" w:hanging="227"/>
+      </w:pPr>
+      <w:r>
+        <w:rPr>
+          <w:b w:val="0"/>
+          <w:i w:val="0"/>
+          <w:sz w:val="21"/>
+        </w:rPr>
+        <w:t>• Water and food spoil a device, so we keep them far away from it.</w:t>
+      </w:r>
+    </w:p>
+    <w:p>
+      <w:pPr>
+        <w:spacing w:after="20"/>
+        <w:ind w:left="312" w:hanging="227"/>
+      </w:pPr>
+      <w:r>
+        <w:rPr>
+          <w:b w:val="0"/>
+          <w:i w:val="0"/>
+          <w:sz w:val="21"/>
+        </w:rPr>
+        <w:t xml:space="preserve">• We carry a laptop or tablet with </w:t>
+      </w:r>
+      <w:r>
+        <w:rPr>
+          <w:b/>
+          <w:i w:val="0"/>
+          <w:sz w:val="21"/>
+        </w:rPr>
+        <w:t>two hands</w:t>
+      </w:r>
+      <w:r>
+        <w:rPr>
+          <w:b w:val="0"/>
+          <w:i w:val="0"/>
+          <w:sz w:val="21"/>
+        </w:rPr>
+        <w:t xml:space="preserve"> and never by its wire.</w:t>
+      </w:r>
+    </w:p>
+    <w:p>
+      <w:pPr>
+        <w:spacing w:after="20"/>
+        <w:ind w:left="312" w:hanging="227"/>
+      </w:pPr>
+      <w:r>
+        <w:rPr>
+          <w:b w:val="0"/>
+          <w:i w:val="0"/>
+          <w:sz w:val="21"/>
+        </w:rPr>
+        <w:t xml:space="preserve">• We clean a screen with a </w:t>
+      </w:r>
+      <w:r>
+        <w:rPr>
+          <w:b/>
+          <w:i w:val="0"/>
+          <w:sz w:val="21"/>
+        </w:rPr>
+        <w:t>soft, dry cloth</w:t>
+      </w:r>
+      <w:r>
+        <w:rPr>
+          <w:b w:val="0"/>
+          <w:i w:val="0"/>
+          <w:sz w:val="21"/>
+        </w:rPr>
+        <w:t xml:space="preserve"> and never with a wet mop.</w:t>
+      </w:r>
+    </w:p>
+    <w:p>
+      <w:pPr>
+        <w:spacing w:after="20"/>
+        <w:ind w:left="312" w:hanging="227"/>
+      </w:pPr>
+      <w:r>
+        <w:rPr>
+          <w:b w:val="0"/>
+          <w:i w:val="0"/>
+          <w:sz w:val="21"/>
+        </w:rPr>
+        <w:t>• We shut a computer the right way from the screen, not by pulling the plug.</w:t>
+      </w:r>
+    </w:p>
+    <w:p>
+      <w:pPr>
+        <w:spacing w:after="20"/>
+        <w:ind w:left="312" w:hanging="227"/>
+      </w:pPr>
+      <w:r>
+        <w:rPr>
+          <w:b w:val="0"/>
+          <w:i w:val="0"/>
+          <w:sz w:val="21"/>
+        </w:rPr>
+        <w:t>• In the lab we walk slowly, we do not eat or drink, and we tell the teacher when something is wrong.</w:t>
+      </w:r>
+    </w:p>
+    <w:p>
+      <w:pPr>
+        <w:keepNext/>
+        <w:spacing w:after="20"/>
+      </w:pPr>
+      <w:r>
+        <w:rPr>
+          <w:b/>
+          <w:i w:val="0"/>
+          <w:color w:val="142C5A"/>
+          <w:sz w:val="21"/>
+        </w:rPr>
+        <w:t>Let us talk</w:t>
+      </w:r>
+    </w:p>
+    <w:p>
+      <w:pPr>
+        <w:spacing w:after="20"/>
+        <w:ind w:left="351" w:hanging="351"/>
+      </w:pPr>
+      <w:r>
+        <w:rPr>
+          <w:b w:val="0"/>
+          <w:i w:val="0"/>
+          <w:sz w:val="21"/>
+        </w:rPr>
+        <w:t>1. Why must we keep water away from a phone?</w:t>
+      </w:r>
+    </w:p>
+    <w:p>
+      <w:pPr>
+        <w:spacing w:after="20"/>
+        <w:ind w:left="351" w:hanging="351"/>
+      </w:pPr>
+      <w:r>
+        <w:rPr>
+          <w:b w:val="0"/>
+          <w:i w:val="0"/>
+          <w:sz w:val="21"/>
+        </w:rPr>
+        <w:t>2. How many hands do we use to carry a tablet?</w:t>
+      </w:r>
+    </w:p>
+    <w:p>
+      <w:pPr>
+        <w:spacing w:after="20"/>
+        <w:ind w:left="351" w:hanging="351"/>
+      </w:pPr>
+      <w:r>
+        <w:rPr>
+          <w:b w:val="0"/>
+          <w:i w:val="0"/>
+          <w:sz w:val="21"/>
+        </w:rPr>
+        <w:t>3. What do we clean a screen with?</w:t>
+      </w:r>
+    </w:p>
+    <w:p>
+      <w:pPr>
+        <w:keepNext/>
+        <w:spacing w:after="20"/>
+      </w:pPr>
+      <w:r>
+        <w:rPr>
+          <w:b/>
+          <w:i w:val="0"/>
+          <w:color w:val="142C5A"/>
+          <w:sz w:val="21"/>
+        </w:rPr>
+        <w:t>Words for my notebook</w:t>
+      </w:r>
+    </w:p>
+    <w:p>
+      <w:pPr>
+        <w:spacing w:after="20"/>
+        <w:ind w:left="312" w:hanging="227"/>
+      </w:pPr>
+      <w:r>
+        <w:rPr>
+          <w:b w:val="0"/>
+          <w:i w:val="0"/>
+          <w:sz w:val="21"/>
+        </w:rPr>
+        <w:t>• care — to look after</w:t>
+      </w:r>
+    </w:p>
+    <w:p>
+      <w:pPr>
+        <w:spacing w:after="20"/>
+        <w:ind w:left="312" w:hanging="227"/>
+      </w:pPr>
+      <w:r>
+        <w:rPr>
+          <w:b w:val="0"/>
+          <w:i w:val="0"/>
+          <w:sz w:val="21"/>
+        </w:rPr>
+        <w:t>• dry cloth — soft cloth with no water</w:t>
+      </w:r>
+    </w:p>
+    <w:p>
+      <w:pPr>
+        <w:spacing w:after="20"/>
+        <w:ind w:left="312" w:hanging="227"/>
+      </w:pPr>
+      <w:r>
+        <w:rPr>
+          <w:b w:val="0"/>
+          <w:i w:val="0"/>
+          <w:sz w:val="21"/>
+        </w:rPr>
+        <w:t>• shut down — to switch off the right way</w:t>
+      </w:r>
+    </w:p>
+    <w:p>
+      <w:pPr>
+        <w:spacing w:after="20"/>
+        <w:ind w:left="312" w:hanging="227"/>
+      </w:pPr>
+      <w:r>
+        <w:rPr>
+          <w:b w:val="0"/>
+          <w:i w:val="0"/>
+          <w:sz w:val="21"/>
+        </w:rPr>
+        <w:t>• rule — what we must keep</w:t>
+      </w:r>
+    </w:p>
+    <w:p>
+      <w:pPr>
+        <w:keepNext/>
+        <w:spacing w:after="20"/>
+      </w:pPr>
+      <w:r>
+        <w:rPr>
+          <w:b/>
+          <w:i w:val="0"/>
+          <w:color w:val="142C5A"/>
+          <w:sz w:val="21"/>
+        </w:rPr>
+        <w:t>Worksheet</w:t>
+      </w:r>
+    </w:p>
+    <w:p>
+      <w:pPr>
+        <w:spacing w:after="20"/>
+        <w:ind w:left="351" w:hanging="351"/>
+      </w:pPr>
+      <w:r>
+        <w:rPr>
+          <w:b w:val="0"/>
+          <w:i w:val="0"/>
+          <w:sz w:val="21"/>
+        </w:rPr>
+        <w:t>1. We clean a screen with a A) soft, dry cloth B) rough stone C) wet mop D) sandy rag</w:t>
+      </w:r>
+    </w:p>
+    <w:p>
+      <w:pPr>
+        <w:spacing w:after="20"/>
+        <w:ind w:left="351" w:hanging="351"/>
+      </w:pPr>
+      <w:r>
+        <w:rPr>
+          <w:b w:val="0"/>
+          <w:i w:val="0"/>
+          <w:sz w:val="21"/>
+        </w:rPr>
+        <w:t>2. A tablet should be carried A) with two hands B) by its wire C) under a foot D) open in one finger</w:t>
+      </w:r>
+    </w:p>
+    <w:p>
+      <w:pPr>
+        <w:spacing w:after="20"/>
+        <w:ind w:left="351" w:hanging="351"/>
+      </w:pPr>
+      <w:r>
+        <w:rPr>
+          <w:b w:val="0"/>
+          <w:i w:val="0"/>
+          <w:sz w:val="21"/>
+        </w:rPr>
+        <w:t>3. Water on a device A) makes it faster B) charges it C) cleans it D) spoils it</w:t>
+      </w:r>
+    </w:p>
+    <w:p>
+      <w:pPr>
+        <w:spacing w:after="0"/>
+      </w:pPr>
+      <w:r>
+        <w:br w:type="page"/>
+      </w:r>
+    </w:p>
+    <w:p>
+      <w:pPr>
+        <w:spacing w:after="20"/>
+        <w:ind w:left="351" w:hanging="351"/>
+      </w:pPr>
+      <w:r>
+        <w:rPr>
+          <w:b w:val="0"/>
+          <w:i w:val="0"/>
+          <w:sz w:val="21"/>
+        </w:rPr>
+        <w:t>4. Fill in: In the lab we do not eat or ____.</w:t>
+      </w:r>
+    </w:p>
+    <w:p>
+      <w:pPr>
+        <w:spacing w:after="20"/>
+        <w:ind w:left="351" w:hanging="351"/>
+      </w:pPr>
+      <w:r>
+        <w:rPr>
+          <w:b w:val="0"/>
+          <w:i w:val="0"/>
+          <w:sz w:val="21"/>
+        </w:rPr>
+        <w:t>5. Mention two ways we care for a device.</w:t>
+      </w:r>
+    </w:p>
+    <w:p>
+      <w:pPr>
+        <w:spacing w:after="20"/>
+        <w:ind w:left="351" w:hanging="351"/>
+      </w:pPr>
+      <w:r>
+        <w:rPr>
+          <w:b w:val="0"/>
+          <w:i w:val="0"/>
+          <w:sz w:val="21"/>
+        </w:rPr>
+        <w:t>6. Write one rule of the computer lab.</w:t>
+      </w:r>
+    </w:p>
+    <w:p>
+      <w:pPr>
+        <w:spacing w:after="20"/>
+        <w:ind w:left="351" w:hanging="351"/>
+      </w:pPr>
+      <w:r>
+        <w:rPr>
+          <w:b w:val="0"/>
+          <w:i w:val="0"/>
+          <w:sz w:val="21"/>
+        </w:rPr>
+        <w:t>7. Draw a child carrying a tablet with two hands.</w:t>
+      </w:r>
+    </w:p>
+    <w:p>
+      <w:pPr>
+        <w:keepNext/>
+        <w:spacing w:after="20"/>
+      </w:pPr>
+      <w:r>
+        <w:rPr>
+          <w:b/>
+          <w:i w:val="0"/>
+          <w:color w:val="142C5A"/>
+          <w:sz w:val="21"/>
+        </w:rPr>
+        <w:t>My own work</w:t>
+      </w:r>
+    </w:p>
+    <w:p>
+      <w:r>
+        <w:rPr>
+          <w:b w:val="0"/>
+          <w:i w:val="0"/>
+          <w:sz w:val="21"/>
+        </w:rPr>
+        <w:t>Draw myself cleaning a screen with a soft, dry cloth.</w:t>
+      </w:r>
+    </w:p>
+    <w:p>
+      <w:pPr>
+        <w:spacing w:after="60"/>
+        <w:pBdr>
+          <w:bottom w:val="single" w:sz="6" w:color="BBBBBB"/>
+        </w:pBdr>
+      </w:pPr>
+    </w:p>
+    <w:p>
+      <w:pPr>
+        <w:pStyle w:val="Heading2"/>
+        <w:keepNext/>
+        <w:spacing w:before="200" w:after="60"/>
+      </w:pPr>
+      <w:r>
+        <w:rPr>
+          <w:b/>
+          <w:i w:val="0"/>
+          <w:color w:val="142C5A"/>
+          <w:sz w:val="25"/>
+        </w:rPr>
+        <w:t>WEEK 4 — FROM THE ABACUS TO TODAY</w:t>
+      </w:r>
+    </w:p>
+    <w:p>
+      <w:r>
+        <w:rPr>
+          <w:b w:val="0"/>
+          <w:i/>
+          <w:sz w:val="21"/>
+        </w:rPr>
+        <w:t>Depth: NERDC Primary 1 · Basic Digital Literacy · First Term W4 (how computers changed).</w:t>
+      </w:r>
+    </w:p>
+    <w:p>
+      <w:pPr>
+        <w:keepNext/>
+        <w:spacing w:after="20"/>
+      </w:pPr>
+      <w:r>
+        <w:rPr>
+          <w:b/>
+          <w:i w:val="0"/>
+          <w:color w:val="142C5A"/>
+          <w:sz w:val="21"/>
+        </w:rPr>
+        <w:t>You will learn to</w:t>
+      </w:r>
+    </w:p>
+    <w:p>
+      <w:pPr>
+        <w:spacing w:after="20"/>
+        <w:ind w:left="312" w:hanging="227"/>
+      </w:pPr>
+      <w:r>
+        <w:rPr>
+          <w:b w:val="0"/>
+          <w:i w:val="0"/>
+          <w:sz w:val="21"/>
+        </w:rPr>
+        <w:t>• name the first tool people used to count</w:t>
+      </w:r>
+    </w:p>
+    <w:p>
+      <w:pPr>
+        <w:spacing w:after="20"/>
+        <w:ind w:left="312" w:hanging="227"/>
+      </w:pPr>
+      <w:r>
+        <w:rPr>
+          <w:b w:val="0"/>
+          <w:i w:val="0"/>
+          <w:sz w:val="21"/>
+        </w:rPr>
+        <w:t>• tell how computers changed over time</w:t>
+      </w:r>
+    </w:p>
+    <w:p>
+      <w:pPr>
+        <w:spacing w:after="20"/>
+        <w:ind w:left="312" w:hanging="227"/>
+      </w:pPr>
+      <w:r>
+        <w:rPr>
+          <w:b w:val="0"/>
+          <w:i w:val="0"/>
+          <w:sz w:val="21"/>
+        </w:rPr>
+        <w:t>• say what became smaller, faster and cheaper</w:t>
+      </w:r>
+    </w:p>
+    <w:p>
+      <w:pPr>
+        <w:spacing w:after="20"/>
+        <w:ind w:left="312" w:hanging="227"/>
+      </w:pPr>
+      <w:r>
+        <w:rPr>
+          <w:b w:val="0"/>
+          <w:i w:val="0"/>
+          <w:sz w:val="21"/>
+        </w:rPr>
+        <w:t>• know the five generations in order</w:t>
+      </w:r>
+    </w:p>
+    <w:p>
+      <w:pPr>
+        <w:keepNext/>
+        <w:spacing w:after="20"/>
+      </w:pPr>
+      <w:r>
+        <w:rPr>
+          <w:b/>
+          <w:i w:val="0"/>
+          <w:color w:val="142C5A"/>
+          <w:sz w:val="21"/>
+        </w:rPr>
+        <w:t>Things to know</w:t>
+      </w:r>
+    </w:p>
+    <w:p>
+      <w:pPr>
+        <w:spacing w:after="20"/>
+        <w:ind w:left="312" w:hanging="227"/>
+      </w:pPr>
+      <w:r>
+        <w:rPr>
+          <w:b w:val="0"/>
+          <w:i w:val="0"/>
+          <w:sz w:val="21"/>
+        </w:rPr>
+        <w:t xml:space="preserve">• The </w:t>
+      </w:r>
+      <w:r>
+        <w:rPr>
+          <w:b/>
+          <w:i w:val="0"/>
+          <w:sz w:val="21"/>
+        </w:rPr>
+        <w:t>abacus</w:t>
+      </w:r>
+      <w:r>
+        <w:rPr>
+          <w:b w:val="0"/>
+          <w:i w:val="0"/>
+          <w:sz w:val="21"/>
+        </w:rPr>
+        <w:t xml:space="preserve"> is an old frame with beads on wires that people used to count.</w:t>
+      </w:r>
+    </w:p>
+    <w:p>
+      <w:pPr>
+        <w:spacing w:after="20"/>
+        <w:ind w:left="312" w:hanging="227"/>
+      </w:pPr>
+      <w:r>
+        <w:rPr>
+          <w:b w:val="0"/>
+          <w:i w:val="0"/>
+          <w:sz w:val="21"/>
+        </w:rPr>
+        <w:t xml:space="preserve">• Computers began big and slow and became </w:t>
+      </w:r>
+      <w:r>
+        <w:rPr>
+          <w:b/>
+          <w:i w:val="0"/>
+          <w:sz w:val="21"/>
+        </w:rPr>
+        <w:t>smaller, faster and cheaper</w:t>
+      </w:r>
+      <w:r>
+        <w:rPr>
+          <w:b w:val="0"/>
+          <w:i w:val="0"/>
+          <w:sz w:val="21"/>
+        </w:rPr>
+        <w:t>.</w:t>
+      </w:r>
+    </w:p>
+    <w:p>
+      <w:pPr>
+        <w:spacing w:after="20"/>
+        <w:ind w:left="312" w:hanging="227"/>
+      </w:pPr>
+      <w:r>
+        <w:rPr>
+          <w:b w:val="0"/>
+          <w:i w:val="0"/>
+          <w:sz w:val="21"/>
+        </w:rPr>
+        <w:t xml:space="preserve">• The five generations moved from </w:t>
+      </w:r>
+      <w:r>
+        <w:rPr>
+          <w:b/>
+          <w:i w:val="0"/>
+          <w:sz w:val="21"/>
+        </w:rPr>
+        <w:t>vacuum tubes</w:t>
+      </w:r>
+      <w:r>
+        <w:rPr>
+          <w:b w:val="0"/>
+          <w:i w:val="0"/>
+          <w:sz w:val="21"/>
+        </w:rPr>
+        <w:t xml:space="preserve"> to </w:t>
+      </w:r>
+      <w:r>
+        <w:rPr>
+          <w:b/>
+          <w:i w:val="0"/>
+          <w:sz w:val="21"/>
+        </w:rPr>
+        <w:t>transistors</w:t>
+      </w:r>
+      <w:r>
+        <w:rPr>
+          <w:b w:val="0"/>
+          <w:i w:val="0"/>
+          <w:sz w:val="21"/>
+        </w:rPr>
+        <w:t xml:space="preserve">, then </w:t>
+      </w:r>
+      <w:r>
+        <w:rPr>
+          <w:b/>
+          <w:i w:val="0"/>
+          <w:sz w:val="21"/>
+        </w:rPr>
+        <w:t>integrated circuits</w:t>
+      </w:r>
+      <w:r>
+        <w:rPr>
+          <w:b w:val="0"/>
+          <w:i w:val="0"/>
+          <w:sz w:val="21"/>
+        </w:rPr>
+        <w:t xml:space="preserve">, then </w:t>
+      </w:r>
+      <w:r>
+        <w:rPr>
+          <w:b/>
+          <w:i w:val="0"/>
+          <w:sz w:val="21"/>
+        </w:rPr>
+        <w:t>microprocessors</w:t>
+      </w:r>
+      <w:r>
+        <w:rPr>
+          <w:b w:val="0"/>
+          <w:i w:val="0"/>
+          <w:sz w:val="21"/>
+        </w:rPr>
+        <w:t xml:space="preserve">, and now </w:t>
+      </w:r>
+      <w:r>
+        <w:rPr>
+          <w:b/>
+          <w:i w:val="0"/>
+          <w:sz w:val="21"/>
+        </w:rPr>
+        <w:t>artificial intelligence</w:t>
+      </w:r>
+      <w:r>
+        <w:rPr>
+          <w:b w:val="0"/>
+          <w:i w:val="0"/>
+          <w:sz w:val="21"/>
+        </w:rPr>
+        <w:t>.</w:t>
+      </w:r>
+    </w:p>
+    <w:p>
+      <w:pPr>
+        <w:spacing w:after="20"/>
+        <w:ind w:left="312" w:hanging="227"/>
+      </w:pPr>
+      <w:r>
+        <w:rPr>
+          <w:b w:val="0"/>
+          <w:i w:val="0"/>
+          <w:sz w:val="21"/>
+        </w:rPr>
+        <w:t>• A modern phone can do more than the first big computers.</w:t>
+      </w:r>
+    </w:p>
+    <w:p>
+      <w:pPr>
+        <w:keepNext/>
+        <w:spacing w:after="20"/>
+      </w:pPr>
+      <w:r>
+        <w:rPr>
+          <w:b/>
+          <w:i w:val="0"/>
+          <w:color w:val="142C5A"/>
+          <w:sz w:val="21"/>
+        </w:rPr>
+        <w:t>Let us talk</w:t>
+      </w:r>
+    </w:p>
+    <w:p>
+      <w:pPr>
+        <w:spacing w:after="20"/>
+        <w:ind w:left="351" w:hanging="351"/>
+      </w:pPr>
+      <w:r>
+        <w:rPr>
+          <w:b w:val="0"/>
+          <w:i w:val="0"/>
+          <w:sz w:val="21"/>
+        </w:rPr>
+        <w:t>1. What did people use to count long ago?</w:t>
+      </w:r>
+    </w:p>
+    <w:p>
+      <w:pPr>
+        <w:spacing w:after="20"/>
+        <w:ind w:left="351" w:hanging="351"/>
+      </w:pPr>
+      <w:r>
+        <w:rPr>
+          <w:b w:val="0"/>
+          <w:i w:val="0"/>
+          <w:sz w:val="21"/>
+        </w:rPr>
+        <w:t>2. Are today's computers bigger or smaller than the first ones?</w:t>
+      </w:r>
+    </w:p>
+    <w:p>
+      <w:pPr>
+        <w:spacing w:after="20"/>
+        <w:ind w:left="351" w:hanging="351"/>
+      </w:pPr>
+      <w:r>
+        <w:rPr>
+          <w:b w:val="0"/>
+          <w:i w:val="0"/>
+          <w:sz w:val="21"/>
+        </w:rPr>
+        <w:t>3. Name one thing a modern phone can do.</w:t>
+      </w:r>
+    </w:p>
+    <w:p>
+      <w:pPr>
+        <w:keepNext/>
+        <w:spacing w:after="20"/>
+      </w:pPr>
+      <w:r>
+        <w:rPr>
+          <w:b/>
+          <w:i w:val="0"/>
+          <w:color w:val="142C5A"/>
+          <w:sz w:val="21"/>
+        </w:rPr>
+        <w:t>Words for my notebook</w:t>
+      </w:r>
+    </w:p>
+    <w:p>
+      <w:pPr>
+        <w:spacing w:after="20"/>
+        <w:ind w:left="312" w:hanging="227"/>
+      </w:pPr>
+      <w:r>
+        <w:rPr>
+          <w:b w:val="0"/>
+          <w:i w:val="0"/>
+          <w:sz w:val="21"/>
+        </w:rPr>
+        <w:t>• abacus — old counting frame with beads</w:t>
+      </w:r>
+    </w:p>
+    <w:p>
+      <w:pPr>
+        <w:spacing w:after="20"/>
+        <w:ind w:left="312" w:hanging="227"/>
+      </w:pPr>
+      <w:r>
+        <w:rPr>
+          <w:b w:val="0"/>
+          <w:i w:val="0"/>
+          <w:sz w:val="21"/>
+        </w:rPr>
+        <w:t>• generation — one step in the change</w:t>
+      </w:r>
+    </w:p>
+    <w:p>
+      <w:pPr>
+        <w:spacing w:after="20"/>
+        <w:ind w:left="312" w:hanging="227"/>
+      </w:pPr>
+      <w:r>
+        <w:rPr>
+          <w:b w:val="0"/>
+          <w:i w:val="0"/>
+          <w:sz w:val="21"/>
+        </w:rPr>
+        <w:t>• transistor — a small part that replaced tubes</w:t>
+      </w:r>
+    </w:p>
+    <w:p>
+      <w:pPr>
+        <w:spacing w:after="20"/>
+        <w:ind w:left="312" w:hanging="227"/>
+      </w:pPr>
+      <w:r>
+        <w:rPr>
+          <w:b w:val="0"/>
+          <w:i w:val="0"/>
+          <w:sz w:val="21"/>
+        </w:rPr>
+        <w:t>• artificial intelligence — when a machine learns</w:t>
+      </w:r>
+    </w:p>
+    <w:p>
+      <w:pPr>
+        <w:keepNext/>
+        <w:spacing w:after="20"/>
+      </w:pPr>
+      <w:r>
+        <w:rPr>
+          <w:b/>
+          <w:i w:val="0"/>
+          <w:color w:val="142C5A"/>
+          <w:sz w:val="21"/>
+        </w:rPr>
+        <w:t>Worksheet</w:t>
+      </w:r>
+    </w:p>
+    <w:p>
+      <w:pPr>
+        <w:spacing w:after="20"/>
+        <w:ind w:left="351" w:hanging="351"/>
+      </w:pPr>
+      <w:r>
+        <w:rPr>
+          <w:b w:val="0"/>
+          <w:i w:val="0"/>
+          <w:sz w:val="21"/>
+        </w:rPr>
+        <w:t>1. The first tool people used to count is the A) telephone B) fan C) abacus D) radio</w:t>
+      </w:r>
+    </w:p>
+    <w:p>
+      <w:pPr>
+        <w:spacing w:after="20"/>
+        <w:ind w:left="351" w:hanging="351"/>
+      </w:pPr>
+      <w:r>
+        <w:rPr>
+          <w:b w:val="0"/>
+          <w:i w:val="0"/>
+          <w:sz w:val="21"/>
+        </w:rPr>
+        <w:t>2. Over time computers became smaller, cheaper and A) faster B) heavier C) louder D) slower</w:t>
+      </w:r>
+    </w:p>
+    <w:p>
+      <w:pPr>
+        <w:spacing w:after="20"/>
+        <w:ind w:left="351" w:hanging="351"/>
+      </w:pPr>
+      <w:r>
+        <w:rPr>
+          <w:b w:val="0"/>
+          <w:i w:val="0"/>
+          <w:sz w:val="21"/>
+        </w:rPr>
+        <w:t>3. The beads that slide on wires are on an A) egg B) orange C) abacus D) umbrella</w:t>
+      </w:r>
+    </w:p>
+    <w:p>
+      <w:pPr>
+        <w:spacing w:after="20"/>
+        <w:ind w:left="351" w:hanging="351"/>
+      </w:pPr>
+      <w:r>
+        <w:rPr>
+          <w:b w:val="0"/>
+          <w:i w:val="0"/>
+          <w:sz w:val="21"/>
+        </w:rPr>
+        <w:t>4. Fill in: A machine that can learn is called artificial ____.</w:t>
+      </w:r>
+    </w:p>
+    <w:p>
+      <w:pPr>
+        <w:spacing w:after="20"/>
+        <w:ind w:left="351" w:hanging="351"/>
+      </w:pPr>
+      <w:r>
+        <w:rPr>
+          <w:b w:val="0"/>
+          <w:i w:val="0"/>
+          <w:sz w:val="21"/>
+        </w:rPr>
+        <w:t>5. Mention two things computers became over time.</w:t>
+      </w:r>
+    </w:p>
+    <w:p>
+      <w:pPr>
+        <w:spacing w:after="20"/>
+        <w:ind w:left="351" w:hanging="351"/>
+      </w:pPr>
+      <w:r>
+        <w:rPr>
+          <w:b w:val="0"/>
+          <w:i w:val="0"/>
+          <w:sz w:val="21"/>
+        </w:rPr>
+        <w:t>6. Write what the abacus was used for.</w:t>
+      </w:r>
+    </w:p>
+    <w:p>
+      <w:pPr>
+        <w:spacing w:after="20"/>
+        <w:ind w:left="351" w:hanging="351"/>
+      </w:pPr>
+      <w:r>
+        <w:rPr>
+          <w:b w:val="0"/>
+          <w:i w:val="0"/>
+          <w:sz w:val="21"/>
+        </w:rPr>
+        <w:t>7. Draw an abacus with beads on wires.</w:t>
+      </w:r>
+    </w:p>
+    <w:p>
+      <w:pPr>
+        <w:keepNext/>
+        <w:spacing w:after="20"/>
+      </w:pPr>
+      <w:r>
+        <w:rPr>
+          <w:b/>
+          <w:i w:val="0"/>
+          <w:color w:val="142C5A"/>
+          <w:sz w:val="21"/>
+        </w:rPr>
+        <w:t>My own work</w:t>
+      </w:r>
+    </w:p>
+    <w:p>
+      <w:r>
+        <w:rPr>
+          <w:b w:val="0"/>
+          <w:i w:val="0"/>
+          <w:sz w:val="21"/>
+        </w:rPr>
+        <w:t>Draw an abacus and a modern phone side by side.</w:t>
+      </w:r>
+    </w:p>
+    <w:p>
+      <w:pPr>
+        <w:spacing w:after="60"/>
+        <w:pBdr>
+          <w:bottom w:val="single" w:sz="6" w:color="BBBBBB"/>
+        </w:pBdr>
+      </w:pPr>
+    </w:p>
+    <w:p>
+      <w:pPr>
+        <w:pStyle w:val="Heading2"/>
+        <w:keepNext/>
+        <w:spacing w:before="200" w:after="60"/>
+      </w:pPr>
+      <w:r>
+        <w:rPr>
+          <w:b/>
+          <w:i w:val="0"/>
+          <w:color w:val="142C5A"/>
+          <w:sz w:val="25"/>
+        </w:rPr>
+        <w:t>WEEK 5 — THE TWO GREAT INVENTORS</w:t>
+      </w:r>
+    </w:p>
+    <w:p>
+      <w:r>
+        <w:rPr>
+          <w:b w:val="0"/>
+          <w:i/>
+          <w:sz w:val="21"/>
+        </w:rPr>
+        <w:t>Depth: NERDC Primary 1 · Basic Digital Literacy · First Term W5 (Babbage and Lovelace).</w:t>
+      </w:r>
+    </w:p>
+    <w:p>
+      <w:pPr>
+        <w:keepNext/>
+        <w:spacing w:after="20"/>
+      </w:pPr>
+      <w:r>
+        <w:rPr>
+          <w:b/>
+          <w:i w:val="0"/>
+          <w:color w:val="142C5A"/>
+          <w:sz w:val="21"/>
+        </w:rPr>
+        <w:t>You will learn to</w:t>
+      </w:r>
+    </w:p>
+    <w:p>
+      <w:pPr>
+        <w:spacing w:after="20"/>
+        <w:ind w:left="312" w:hanging="227"/>
+      </w:pPr>
+      <w:r>
+        <w:rPr>
+          <w:b w:val="0"/>
+          <w:i w:val="0"/>
+          <w:sz w:val="21"/>
+        </w:rPr>
+        <w:t>• name the father of the computer</w:t>
+      </w:r>
+    </w:p>
+    <w:p>
+      <w:pPr>
+        <w:spacing w:after="20"/>
+        <w:ind w:left="312" w:hanging="227"/>
+      </w:pPr>
+      <w:r>
+        <w:rPr>
+          <w:b w:val="0"/>
+          <w:i w:val="0"/>
+          <w:sz w:val="21"/>
+        </w:rPr>
+        <w:t>• say what Ada Lovelace did</w:t>
+      </w:r>
+    </w:p>
+    <w:p>
+      <w:pPr>
+        <w:spacing w:after="20"/>
+        <w:ind w:left="312" w:hanging="227"/>
+      </w:pPr>
+      <w:r>
+        <w:rPr>
+          <w:b w:val="0"/>
+          <w:i w:val="0"/>
+          <w:sz w:val="21"/>
+        </w:rPr>
+        <w:t>• put the two inventors in their time order</w:t>
+      </w:r>
+    </w:p>
+    <w:p>
+      <w:pPr>
+        <w:spacing w:after="20"/>
+        <w:ind w:left="312" w:hanging="227"/>
+      </w:pPr>
+      <w:r>
+        <w:rPr>
+          <w:b w:val="0"/>
+          <w:i w:val="0"/>
+          <w:sz w:val="21"/>
+        </w:rPr>
+        <w:t>• say why an idea can be as valuable as a machine</w:t>
+      </w:r>
+    </w:p>
+    <w:p>
+      <w:pPr>
+        <w:keepNext/>
+        <w:spacing w:after="20"/>
+      </w:pPr>
+      <w:r>
+        <w:rPr>
+          <w:b/>
+          <w:i w:val="0"/>
+          <w:color w:val="142C5A"/>
+          <w:sz w:val="21"/>
+        </w:rPr>
+        <w:t>Things to know</w:t>
+      </w:r>
+    </w:p>
+    <w:p>
+      <w:pPr>
+        <w:spacing w:after="20"/>
+        <w:ind w:left="312" w:hanging="227"/>
+      </w:pPr>
+      <w:r>
+        <w:rPr>
+          <w:b w:val="0"/>
+          <w:i w:val="0"/>
+          <w:sz w:val="21"/>
+        </w:rPr>
+        <w:t xml:space="preserve">• </w:t>
+      </w:r>
+      <w:r>
+        <w:rPr>
+          <w:b/>
+          <w:i w:val="0"/>
+          <w:sz w:val="21"/>
+        </w:rPr>
+        <w:t>Charles Babbage</w:t>
+      </w:r>
+      <w:r>
+        <w:rPr>
+          <w:b w:val="0"/>
+          <w:i w:val="0"/>
+          <w:sz w:val="21"/>
+        </w:rPr>
+        <w:t xml:space="preserve"> designed a machine called the </w:t>
+      </w:r>
+      <w:r>
+        <w:rPr>
+          <w:b/>
+          <w:i w:val="0"/>
+          <w:sz w:val="21"/>
+        </w:rPr>
+        <w:t>Analytical Engine</w:t>
+      </w:r>
+      <w:r>
+        <w:rPr>
+          <w:b w:val="0"/>
+          <w:i w:val="0"/>
+          <w:sz w:val="21"/>
+        </w:rPr>
+        <w:t>, so he is called the father of the computer.</w:t>
+      </w:r>
+    </w:p>
+    <w:p>
+      <w:pPr>
+        <w:spacing w:after="20"/>
+        <w:ind w:left="312" w:hanging="227"/>
+      </w:pPr>
+      <w:r>
+        <w:rPr>
+          <w:b w:val="0"/>
+          <w:i w:val="0"/>
+          <w:sz w:val="21"/>
+        </w:rPr>
+        <w:t xml:space="preserve">• </w:t>
+      </w:r>
+      <w:r>
+        <w:rPr>
+          <w:b/>
+          <w:i w:val="0"/>
+          <w:sz w:val="21"/>
+        </w:rPr>
+        <w:t>Ada Lovelace</w:t>
+      </w:r>
+      <w:r>
+        <w:rPr>
+          <w:b w:val="0"/>
+          <w:i w:val="0"/>
+          <w:sz w:val="21"/>
+        </w:rPr>
+        <w:t xml:space="preserve"> wrote the first set of instructions for his machine; she is the first </w:t>
+      </w:r>
+      <w:r>
+        <w:rPr>
+          <w:b/>
+          <w:i w:val="0"/>
+          <w:sz w:val="21"/>
+        </w:rPr>
+        <w:t>programmer</w:t>
+      </w:r>
+      <w:r>
+        <w:rPr>
+          <w:b w:val="0"/>
+          <w:i w:val="0"/>
+          <w:sz w:val="21"/>
+        </w:rPr>
+        <w:t>.</w:t>
+      </w:r>
+    </w:p>
+    <w:p>
+      <w:pPr>
+        <w:spacing w:after="0"/>
+      </w:pPr>
+      <w:r>
+        <w:br w:type="page"/>
+      </w:r>
+    </w:p>
+    <w:p>
+      <w:pPr>
+        <w:spacing w:after="20"/>
+        <w:ind w:left="312" w:hanging="227"/>
+      </w:pPr>
+      <w:r>
+        <w:rPr>
+          <w:b w:val="0"/>
+          <w:i w:val="0"/>
+          <w:sz w:val="21"/>
+        </w:rPr>
+        <w:t>• Babbage drew the plan and Ada taught the machine what to do with instructions.</w:t>
+      </w:r>
+    </w:p>
+    <w:p>
+      <w:pPr>
+        <w:spacing w:after="20"/>
+        <w:ind w:left="312" w:hanging="227"/>
+      </w:pPr>
+      <w:r>
+        <w:rPr>
+          <w:b w:val="0"/>
+          <w:i w:val="0"/>
+          <w:sz w:val="21"/>
+        </w:rPr>
+        <w:t>• One built the body and the other taught it to think, so an idea can be as valuable as a machine.</w:t>
+      </w:r>
+    </w:p>
+    <w:p>
+      <w:pPr>
+        <w:keepNext/>
+        <w:spacing w:after="20"/>
+      </w:pPr>
+      <w:r>
+        <w:rPr>
+          <w:b/>
+          <w:i w:val="0"/>
+          <w:color w:val="142C5A"/>
+          <w:sz w:val="21"/>
+        </w:rPr>
+        <w:t>Let us talk</w:t>
+      </w:r>
+    </w:p>
+    <w:p>
+      <w:pPr>
+        <w:spacing w:after="20"/>
+        <w:ind w:left="351" w:hanging="351"/>
+      </w:pPr>
+      <w:r>
+        <w:rPr>
+          <w:b w:val="0"/>
+          <w:i w:val="0"/>
+          <w:sz w:val="21"/>
+        </w:rPr>
+        <w:t>1. Who is called the father of the computer?</w:t>
+      </w:r>
+    </w:p>
+    <w:p>
+      <w:pPr>
+        <w:spacing w:after="20"/>
+        <w:ind w:left="351" w:hanging="351"/>
+      </w:pPr>
+      <w:r>
+        <w:rPr>
+          <w:b w:val="0"/>
+          <w:i w:val="0"/>
+          <w:sz w:val="21"/>
+        </w:rPr>
+        <w:t>2. What did Ada Lovelace write?</w:t>
+      </w:r>
+    </w:p>
+    <w:p>
+      <w:pPr>
+        <w:spacing w:after="20"/>
+        <w:ind w:left="351" w:hanging="351"/>
+      </w:pPr>
+      <w:r>
+        <w:rPr>
+          <w:b w:val="0"/>
+          <w:i w:val="0"/>
+          <w:sz w:val="21"/>
+        </w:rPr>
+        <w:t>3. Which came first, the plan or the programme?</w:t>
+      </w:r>
+    </w:p>
+    <w:p>
+      <w:pPr>
+        <w:keepNext/>
+        <w:spacing w:after="20"/>
+      </w:pPr>
+      <w:r>
+        <w:rPr>
+          <w:b/>
+          <w:i w:val="0"/>
+          <w:color w:val="142C5A"/>
+          <w:sz w:val="21"/>
+        </w:rPr>
+        <w:t>Words for my notebook</w:t>
+      </w:r>
+    </w:p>
+    <w:p>
+      <w:pPr>
+        <w:spacing w:after="20"/>
+        <w:ind w:left="312" w:hanging="227"/>
+      </w:pPr>
+      <w:r>
+        <w:rPr>
+          <w:b w:val="0"/>
+          <w:i w:val="0"/>
+          <w:sz w:val="21"/>
+        </w:rPr>
+        <w:t>• father of the computer — Charles Babbage</w:t>
+      </w:r>
+    </w:p>
+    <w:p>
+      <w:pPr>
+        <w:spacing w:after="20"/>
+        <w:ind w:left="312" w:hanging="227"/>
+      </w:pPr>
+      <w:r>
+        <w:rPr>
+          <w:b w:val="0"/>
+          <w:i w:val="0"/>
+          <w:sz w:val="21"/>
+        </w:rPr>
+        <w:t>• programmer — one who writes instructions</w:t>
+      </w:r>
+    </w:p>
+    <w:p>
+      <w:pPr>
+        <w:spacing w:after="20"/>
+        <w:ind w:left="312" w:hanging="227"/>
+      </w:pPr>
+      <w:r>
+        <w:rPr>
+          <w:b w:val="0"/>
+          <w:i w:val="0"/>
+          <w:sz w:val="21"/>
+        </w:rPr>
+        <w:t>• Analytical Engine — Babbage's machine plan</w:t>
+      </w:r>
+    </w:p>
+    <w:p>
+      <w:pPr>
+        <w:spacing w:after="20"/>
+        <w:ind w:left="312" w:hanging="227"/>
+      </w:pPr>
+      <w:r>
+        <w:rPr>
+          <w:b w:val="0"/>
+          <w:i w:val="0"/>
+          <w:sz w:val="21"/>
+        </w:rPr>
+        <w:t>• idea — a thought that can build things</w:t>
+      </w:r>
+    </w:p>
+    <w:p>
+      <w:pPr>
+        <w:keepNext/>
+        <w:spacing w:after="20"/>
+      </w:pPr>
+      <w:r>
+        <w:rPr>
+          <w:b/>
+          <w:i w:val="0"/>
+          <w:color w:val="142C5A"/>
+          <w:sz w:val="21"/>
+        </w:rPr>
+        <w:t>Worksheet</w:t>
+      </w:r>
+    </w:p>
+    <w:p>
+      <w:pPr>
+        <w:spacing w:after="20"/>
+        <w:ind w:left="351" w:hanging="351"/>
+      </w:pPr>
+      <w:r>
+        <w:rPr>
+          <w:b w:val="0"/>
+          <w:i w:val="0"/>
+          <w:sz w:val="21"/>
+        </w:rPr>
+        <w:t>1. The father of the computer is A) Ada Lovelace B) Thomas Edison C) Charles Babbage D) Isaac Newton</w:t>
+      </w:r>
+    </w:p>
+    <w:p>
+      <w:pPr>
+        <w:spacing w:after="20"/>
+        <w:ind w:left="351" w:hanging="351"/>
+      </w:pPr>
+      <w:r>
+        <w:rPr>
+          <w:b w:val="0"/>
+          <w:i w:val="0"/>
+          <w:sz w:val="21"/>
+        </w:rPr>
+        <w:t>2. The first programmer in the world was A) Queen Amina B) Ada Lovelace C) Flora Shaw D) Mary Kingsley</w:t>
+      </w:r>
+    </w:p>
+    <w:p>
+      <w:pPr>
+        <w:spacing w:after="20"/>
+        <w:ind w:left="351" w:hanging="351"/>
+      </w:pPr>
+      <w:r>
+        <w:rPr>
+          <w:b w:val="0"/>
+          <w:i w:val="0"/>
+          <w:sz w:val="21"/>
+        </w:rPr>
+        <w:t>3. Babbage's machine plan was called the A) Steam Boat B) Printing Press C) Flying Loom D) Analytical Engine</w:t>
+      </w:r>
+    </w:p>
+    <w:p>
+      <w:pPr>
+        <w:spacing w:after="20"/>
+        <w:ind w:left="351" w:hanging="351"/>
+      </w:pPr>
+      <w:r>
+        <w:rPr>
+          <w:b w:val="0"/>
+          <w:i w:val="0"/>
+          <w:sz w:val="21"/>
+        </w:rPr>
+        <w:t>4. Fill in: Ada wrote the first ____ for the machine.</w:t>
+      </w:r>
+    </w:p>
+    <w:p>
+      <w:pPr>
+        <w:spacing w:after="20"/>
+        <w:ind w:left="351" w:hanging="351"/>
+      </w:pPr>
+      <w:r>
+        <w:rPr>
+          <w:b w:val="0"/>
+          <w:i w:val="0"/>
+          <w:sz w:val="21"/>
+        </w:rPr>
+        <w:t>5. Mention the two great inventors of the computer.</w:t>
+      </w:r>
+    </w:p>
+    <w:p>
+      <w:pPr>
+        <w:spacing w:after="20"/>
+        <w:ind w:left="351" w:hanging="351"/>
+      </w:pPr>
+      <w:r>
+        <w:rPr>
+          <w:b w:val="0"/>
+          <w:i w:val="0"/>
+          <w:sz w:val="21"/>
+        </w:rPr>
+        <w:t>6. Write one sentence on why an idea is valuable.</w:t>
+      </w:r>
+    </w:p>
+    <w:p>
+      <w:pPr>
+        <w:spacing w:after="20"/>
+        <w:ind w:left="351" w:hanging="351"/>
+      </w:pPr>
+      <w:r>
+        <w:rPr>
+          <w:b w:val="0"/>
+          <w:i w:val="0"/>
+          <w:sz w:val="21"/>
+        </w:rPr>
+        <w:t>7. Draw a machine with gears like Babbage's engine.</w:t>
+      </w:r>
+    </w:p>
+    <w:p>
+      <w:pPr>
+        <w:keepNext/>
+        <w:spacing w:after="20"/>
+      </w:pPr>
+      <w:r>
+        <w:rPr>
+          <w:b/>
+          <w:i w:val="0"/>
+          <w:color w:val="142C5A"/>
+          <w:sz w:val="21"/>
+        </w:rPr>
+        <w:t>My own work</w:t>
+      </w:r>
+    </w:p>
+    <w:p>
+      <w:r>
+        <w:rPr>
+          <w:b w:val="0"/>
+          <w:i w:val="0"/>
+          <w:sz w:val="21"/>
+        </w:rPr>
+        <w:t>Draw Charles Babbage's thinking machine with wheels and gears.</w:t>
+      </w:r>
+    </w:p>
+    <w:p>
+      <w:pPr>
+        <w:spacing w:after="60"/>
+        <w:pBdr>
+          <w:bottom w:val="single" w:sz="6" w:color="BBBBBB"/>
+        </w:pBdr>
+      </w:pPr>
+    </w:p>
+    <w:p>
+      <w:pPr>
+        <w:pStyle w:val="Heading2"/>
+        <w:keepNext/>
+        <w:spacing w:before="200" w:after="60"/>
+      </w:pPr>
+      <w:r>
+        <w:rPr>
+          <w:b/>
+          <w:i w:val="0"/>
+          <w:color w:val="142C5A"/>
+          <w:sz w:val="25"/>
+        </w:rPr>
+        <w:t>WEEK 6 — HARDWARE AND SOFTWARE</w:t>
+      </w:r>
+    </w:p>
+    <w:p>
+      <w:r>
+        <w:rPr>
+          <w:b w:val="0"/>
+          <w:i/>
+          <w:sz w:val="21"/>
+        </w:rPr>
+        <w:t>Depth: NERDC Primary 1 · Basic Digital Literacy · First Term W6 (hardware vs software).</w:t>
+      </w:r>
+    </w:p>
+    <w:p>
+      <w:pPr>
+        <w:keepNext/>
+        <w:spacing w:after="20"/>
+      </w:pPr>
+      <w:r>
+        <w:rPr>
+          <w:b/>
+          <w:i w:val="0"/>
+          <w:color w:val="142C5A"/>
+          <w:sz w:val="21"/>
+        </w:rPr>
+        <w:t>You will learn to</w:t>
+      </w:r>
+    </w:p>
+    <w:p>
+      <w:pPr>
+        <w:spacing w:after="20"/>
+        <w:ind w:left="312" w:hanging="227"/>
+      </w:pPr>
+      <w:r>
+        <w:rPr>
+          <w:b w:val="0"/>
+          <w:i w:val="0"/>
+          <w:sz w:val="21"/>
+        </w:rPr>
+        <w:t>• say what hardware means</w:t>
+      </w:r>
+    </w:p>
+    <w:p>
+      <w:pPr>
+        <w:spacing w:after="20"/>
+        <w:ind w:left="312" w:hanging="227"/>
+      </w:pPr>
+      <w:r>
+        <w:rPr>
+          <w:b w:val="0"/>
+          <w:i w:val="0"/>
+          <w:sz w:val="21"/>
+        </w:rPr>
+        <w:t>• say what software means</w:t>
+      </w:r>
+    </w:p>
+    <w:p>
+      <w:pPr>
+        <w:spacing w:after="20"/>
+        <w:ind w:left="312" w:hanging="227"/>
+      </w:pPr>
+      <w:r>
+        <w:rPr>
+          <w:b w:val="0"/>
+          <w:i w:val="0"/>
+          <w:sz w:val="21"/>
+        </w:rPr>
+        <w:t>• sort things into hardware and software</w:t>
+      </w:r>
+    </w:p>
+    <w:p>
+      <w:pPr>
+        <w:spacing w:after="20"/>
+        <w:ind w:left="312" w:hanging="227"/>
+      </w:pPr>
+      <w:r>
+        <w:rPr>
+          <w:b w:val="0"/>
+          <w:i w:val="0"/>
+          <w:sz w:val="21"/>
+        </w:rPr>
+        <w:t>• know that we can touch hardware but not software</w:t>
+      </w:r>
+    </w:p>
+    <w:p>
+      <w:pPr>
+        <w:keepNext/>
+        <w:spacing w:after="20"/>
+      </w:pPr>
+      <w:r>
+        <w:rPr>
+          <w:b/>
+          <w:i w:val="0"/>
+          <w:color w:val="142C5A"/>
+          <w:sz w:val="21"/>
+        </w:rPr>
+        <w:t>Things to know</w:t>
+      </w:r>
+    </w:p>
+    <w:p>
+      <w:pPr>
+        <w:spacing w:after="20"/>
+        <w:ind w:left="312" w:hanging="227"/>
+      </w:pPr>
+      <w:r>
+        <w:rPr>
+          <w:b w:val="0"/>
+          <w:i w:val="0"/>
+          <w:sz w:val="21"/>
+        </w:rPr>
+        <w:t xml:space="preserve">• </w:t>
+      </w:r>
+      <w:r>
+        <w:rPr>
+          <w:b/>
+          <w:i w:val="0"/>
+          <w:sz w:val="21"/>
+        </w:rPr>
+        <w:t>Hardware</w:t>
+      </w:r>
+      <w:r>
+        <w:rPr>
+          <w:b w:val="0"/>
+          <w:i w:val="0"/>
+          <w:sz w:val="21"/>
+        </w:rPr>
+        <w:t xml:space="preserve"> is the parts of a computer that we can touch and see, like the keyboard and the mouse.</w:t>
+      </w:r>
+    </w:p>
+    <w:p>
+      <w:pPr>
+        <w:spacing w:after="20"/>
+        <w:ind w:left="312" w:hanging="227"/>
+      </w:pPr>
+      <w:r>
+        <w:rPr>
+          <w:b w:val="0"/>
+          <w:i w:val="0"/>
+          <w:sz w:val="21"/>
+        </w:rPr>
+        <w:t xml:space="preserve">• </w:t>
+      </w:r>
+      <w:r>
+        <w:rPr>
+          <w:b/>
+          <w:i w:val="0"/>
+          <w:sz w:val="21"/>
+        </w:rPr>
+        <w:t>Software</w:t>
+      </w:r>
+      <w:r>
+        <w:rPr>
+          <w:b w:val="0"/>
+          <w:i w:val="0"/>
+          <w:sz w:val="21"/>
+        </w:rPr>
+        <w:t xml:space="preserve"> is the sets of instructions that tell the computer what to do; we cannot touch it.</w:t>
+      </w:r>
+    </w:p>
+    <w:p>
+      <w:pPr>
+        <w:spacing w:after="20"/>
+        <w:ind w:left="312" w:hanging="227"/>
+      </w:pPr>
+      <w:r>
+        <w:rPr>
+          <w:b w:val="0"/>
+          <w:i w:val="0"/>
+          <w:sz w:val="21"/>
+        </w:rPr>
+        <w:t xml:space="preserve">• A drawing </w:t>
+      </w:r>
+      <w:r>
+        <w:rPr>
+          <w:b/>
+          <w:i w:val="0"/>
+          <w:sz w:val="21"/>
+        </w:rPr>
+        <w:t>app</w:t>
+      </w:r>
+      <w:r>
+        <w:rPr>
+          <w:b w:val="0"/>
+          <w:i w:val="0"/>
+          <w:sz w:val="21"/>
+        </w:rPr>
+        <w:t xml:space="preserve"> and a game are software; the screen and the mouse are hardware.</w:t>
+      </w:r>
+    </w:p>
+    <w:p>
+      <w:pPr>
+        <w:spacing w:after="20"/>
+        <w:ind w:left="312" w:hanging="227"/>
+      </w:pPr>
+      <w:r>
+        <w:rPr>
+          <w:b w:val="0"/>
+          <w:i w:val="0"/>
+          <w:sz w:val="21"/>
+        </w:rPr>
+        <w:t>• Hardware is the body and software is the thoughts that make it work.</w:t>
+      </w:r>
+    </w:p>
+    <w:p>
+      <w:pPr>
+        <w:keepNext/>
+        <w:spacing w:after="20"/>
+      </w:pPr>
+      <w:r>
+        <w:rPr>
+          <w:b/>
+          <w:i w:val="0"/>
+          <w:color w:val="142C5A"/>
+          <w:sz w:val="21"/>
+        </w:rPr>
+        <w:t>Let us talk</w:t>
+      </w:r>
+    </w:p>
+    <w:p>
+      <w:pPr>
+        <w:spacing w:after="20"/>
+        <w:ind w:left="351" w:hanging="351"/>
+      </w:pPr>
+      <w:r>
+        <w:rPr>
+          <w:b w:val="0"/>
+          <w:i w:val="0"/>
+          <w:sz w:val="21"/>
+        </w:rPr>
+        <w:t>1. Can you touch software? Why?</w:t>
+      </w:r>
+    </w:p>
+    <w:p>
+      <w:pPr>
+        <w:spacing w:after="20"/>
+        <w:ind w:left="351" w:hanging="351"/>
+      </w:pPr>
+      <w:r>
+        <w:rPr>
+          <w:b w:val="0"/>
+          <w:i w:val="0"/>
+          <w:sz w:val="21"/>
+        </w:rPr>
+        <w:t>2. Name one hardware part.</w:t>
+      </w:r>
+    </w:p>
+    <w:p>
+      <w:pPr>
+        <w:spacing w:after="20"/>
+        <w:ind w:left="351" w:hanging="351"/>
+      </w:pPr>
+      <w:r>
+        <w:rPr>
+          <w:b w:val="0"/>
+          <w:i w:val="0"/>
+          <w:sz w:val="21"/>
+        </w:rPr>
+        <w:t>3. Is a game hardware or software?</w:t>
+      </w:r>
+    </w:p>
+    <w:p>
+      <w:pPr>
+        <w:keepNext/>
+        <w:spacing w:after="20"/>
+      </w:pPr>
+      <w:r>
+        <w:rPr>
+          <w:b/>
+          <w:i w:val="0"/>
+          <w:color w:val="142C5A"/>
+          <w:sz w:val="21"/>
+        </w:rPr>
+        <w:t>Words for my notebook</w:t>
+      </w:r>
+    </w:p>
+    <w:p>
+      <w:pPr>
+        <w:spacing w:after="20"/>
+        <w:ind w:left="312" w:hanging="227"/>
+      </w:pPr>
+      <w:r>
+        <w:rPr>
+          <w:b w:val="0"/>
+          <w:i w:val="0"/>
+          <w:sz w:val="21"/>
+        </w:rPr>
+        <w:t>• hardware — parts we can touch</w:t>
+      </w:r>
+    </w:p>
+    <w:p>
+      <w:pPr>
+        <w:spacing w:after="20"/>
+        <w:ind w:left="312" w:hanging="227"/>
+      </w:pPr>
+      <w:r>
+        <w:rPr>
+          <w:b w:val="0"/>
+          <w:i w:val="0"/>
+          <w:sz w:val="21"/>
+        </w:rPr>
+        <w:t>• software — instructions we cannot touch</w:t>
+      </w:r>
+    </w:p>
+    <w:p>
+      <w:pPr>
+        <w:spacing w:after="20"/>
+        <w:ind w:left="312" w:hanging="227"/>
+      </w:pPr>
+      <w:r>
+        <w:rPr>
+          <w:b w:val="0"/>
+          <w:i w:val="0"/>
+          <w:sz w:val="21"/>
+        </w:rPr>
+        <w:t>• app — a small program we use</w:t>
+      </w:r>
+    </w:p>
+    <w:p>
+      <w:pPr>
+        <w:spacing w:after="20"/>
+        <w:ind w:left="312" w:hanging="227"/>
+      </w:pPr>
+      <w:r>
+        <w:rPr>
+          <w:b w:val="0"/>
+          <w:i w:val="0"/>
+          <w:sz w:val="21"/>
+        </w:rPr>
+        <w:t>• instruction — a step the computer follows</w:t>
+      </w:r>
+    </w:p>
+    <w:p>
+      <w:pPr>
+        <w:keepNext/>
+        <w:spacing w:after="20"/>
+      </w:pPr>
+      <w:r>
+        <w:rPr>
+          <w:b/>
+          <w:i w:val="0"/>
+          <w:color w:val="142C5A"/>
+          <w:sz w:val="21"/>
+        </w:rPr>
+        <w:t>Worksheet</w:t>
+      </w:r>
+    </w:p>
+    <w:p>
+      <w:pPr>
+        <w:spacing w:after="20"/>
+        <w:ind w:left="351" w:hanging="351"/>
+      </w:pPr>
+      <w:r>
+        <w:rPr>
+          <w:b w:val="0"/>
+          <w:i w:val="0"/>
+          <w:sz w:val="21"/>
+        </w:rPr>
+        <w:t>1. The parts of a computer we can touch are the A) software B) songs C) ideas D) hardware</w:t>
+      </w:r>
+    </w:p>
+    <w:p>
+      <w:pPr>
+        <w:spacing w:after="20"/>
+        <w:ind w:left="351" w:hanging="351"/>
+      </w:pPr>
+      <w:r>
+        <w:rPr>
+          <w:b w:val="0"/>
+          <w:i w:val="0"/>
+          <w:sz w:val="21"/>
+        </w:rPr>
+        <w:t>2. A drawing app is A) hardware B) a cable C) a chair D) software</w:t>
+      </w:r>
+    </w:p>
+    <w:p>
+      <w:pPr>
+        <w:spacing w:after="20"/>
+        <w:ind w:left="351" w:hanging="351"/>
+      </w:pPr>
+      <w:r>
+        <w:rPr>
+          <w:b w:val="0"/>
+          <w:i w:val="0"/>
+          <w:sz w:val="21"/>
+        </w:rPr>
+        <w:t>3. Which of these is hardware? A) story B) mouse C) game D) song</w:t>
+      </w:r>
+    </w:p>
+    <w:p>
+      <w:pPr>
+        <w:spacing w:after="20"/>
+        <w:ind w:left="351" w:hanging="351"/>
+      </w:pPr>
+      <w:r>
+        <w:rPr>
+          <w:b w:val="0"/>
+          <w:i w:val="0"/>
+          <w:sz w:val="21"/>
+        </w:rPr>
+        <w:t>4. Fill in: We cannot ____ software.</w:t>
+      </w:r>
+    </w:p>
+    <w:p>
+      <w:pPr>
+        <w:spacing w:after="20"/>
+        <w:ind w:left="351" w:hanging="351"/>
+      </w:pPr>
+      <w:r>
+        <w:rPr>
+          <w:b w:val="0"/>
+          <w:i w:val="0"/>
+          <w:sz w:val="21"/>
+        </w:rPr>
+        <w:t>5. Mention two hardware parts.</w:t>
+      </w:r>
+    </w:p>
+    <w:p>
+      <w:pPr>
+        <w:spacing w:after="20"/>
+        <w:ind w:left="351" w:hanging="351"/>
+      </w:pPr>
+      <w:r>
+        <w:rPr>
+          <w:b w:val="0"/>
+          <w:i w:val="0"/>
+          <w:sz w:val="21"/>
+        </w:rPr>
+        <w:t>6. Write one example of software.</w:t>
+      </w:r>
+    </w:p>
+    <w:p>
+      <w:pPr>
+        <w:spacing w:after="20"/>
+        <w:ind w:left="351" w:hanging="351"/>
+      </w:pPr>
+      <w:r>
+        <w:rPr>
+          <w:b w:val="0"/>
+          <w:i w:val="0"/>
+          <w:sz w:val="21"/>
+        </w:rPr>
+        <w:t>7. Draw one hardware part and one software idea as a box with a name.</w:t>
+      </w:r>
+    </w:p>
+    <w:p>
+      <w:pPr>
+        <w:spacing w:after="0"/>
+      </w:pPr>
+      <w:r>
+        <w:br w:type="page"/>
+      </w:r>
+    </w:p>
+    <w:p>
+      <w:pPr>
+        <w:keepNext/>
+        <w:spacing w:after="20"/>
+      </w:pPr>
+      <w:r>
+        <w:rPr>
+          <w:b/>
+          <w:i w:val="0"/>
+          <w:color w:val="142C5A"/>
+          <w:sz w:val="21"/>
+        </w:rPr>
+        <w:t>My own work</w:t>
+      </w:r>
+    </w:p>
+    <w:p>
+      <w:r>
+        <w:rPr>
+          <w:b w:val="0"/>
+          <w:i w:val="0"/>
+          <w:sz w:val="21"/>
+        </w:rPr>
+        <w:t>Draw two things I can touch (hardware) and write the name of one app.</w:t>
+      </w:r>
+    </w:p>
+    <w:p>
+      <w:pPr>
+        <w:spacing w:after="60"/>
+        <w:pBdr>
+          <w:bottom w:val="single" w:sz="6" w:color="BBBBBB"/>
+        </w:pBdr>
+      </w:pPr>
+    </w:p>
+    <w:p>
+      <w:pPr>
+        <w:pStyle w:val="Heading2"/>
+        <w:keepNext/>
+        <w:spacing w:before="200" w:after="60"/>
+      </w:pPr>
+      <w:r>
+        <w:rPr>
+          <w:b/>
+          <w:i w:val="0"/>
+          <w:color w:val="142C5A"/>
+          <w:sz w:val="25"/>
+        </w:rPr>
+        <w:t>WEEK 8 — INPUT DEVICES: KEYBOARD AND MOUSE</w:t>
+      </w:r>
+    </w:p>
+    <w:p>
+      <w:r>
+        <w:rPr>
+          <w:b w:val="0"/>
+          <w:i/>
+          <w:sz w:val="21"/>
+        </w:rPr>
+        <w:t>Depth: NERDC Primary 1 · Basic Digital Literacy · First Term W8 (input devices).</w:t>
+      </w:r>
+    </w:p>
+    <w:p>
+      <w:pPr>
+        <w:keepNext/>
+        <w:spacing w:after="20"/>
+      </w:pPr>
+      <w:r>
+        <w:rPr>
+          <w:b/>
+          <w:i w:val="0"/>
+          <w:color w:val="142C5A"/>
+          <w:sz w:val="21"/>
+        </w:rPr>
+        <w:t>You will learn to</w:t>
+      </w:r>
+    </w:p>
+    <w:p>
+      <w:pPr>
+        <w:spacing w:after="20"/>
+        <w:ind w:left="312" w:hanging="227"/>
+      </w:pPr>
+      <w:r>
+        <w:rPr>
+          <w:b w:val="0"/>
+          <w:i w:val="0"/>
+          <w:sz w:val="21"/>
+        </w:rPr>
+        <w:t>• say what an input device is</w:t>
+      </w:r>
+    </w:p>
+    <w:p>
+      <w:pPr>
+        <w:spacing w:after="20"/>
+        <w:ind w:left="312" w:hanging="227"/>
+      </w:pPr>
+      <w:r>
+        <w:rPr>
+          <w:b w:val="0"/>
+          <w:i w:val="0"/>
+          <w:sz w:val="21"/>
+        </w:rPr>
+        <w:t>• use the keyboard and the mouse to give information</w:t>
+      </w:r>
+    </w:p>
+    <w:p>
+      <w:pPr>
+        <w:spacing w:after="20"/>
+        <w:ind w:left="312" w:hanging="227"/>
+      </w:pPr>
+      <w:r>
+        <w:rPr>
+          <w:b w:val="0"/>
+          <w:i w:val="0"/>
+          <w:sz w:val="21"/>
+        </w:rPr>
+        <w:t>• click, scroll and drag with the mouse</w:t>
+      </w:r>
+    </w:p>
+    <w:p>
+      <w:pPr>
+        <w:spacing w:after="20"/>
+        <w:ind w:left="312" w:hanging="227"/>
+      </w:pPr>
+      <w:r>
+        <w:rPr>
+          <w:b w:val="0"/>
+          <w:i w:val="0"/>
+          <w:sz w:val="21"/>
+        </w:rPr>
+        <w:t>• care for the keyboard and the mouse</w:t>
+      </w:r>
+    </w:p>
+    <w:p>
+      <w:pPr>
+        <w:keepNext/>
+        <w:spacing w:after="20"/>
+      </w:pPr>
+      <w:r>
+        <w:rPr>
+          <w:b/>
+          <w:i w:val="0"/>
+          <w:color w:val="142C5A"/>
+          <w:sz w:val="21"/>
+        </w:rPr>
+        <w:t>Things to know</w:t>
+      </w:r>
+    </w:p>
+    <w:p>
+      <w:pPr>
+        <w:spacing w:after="20"/>
+        <w:ind w:left="312" w:hanging="227"/>
+      </w:pPr>
+      <w:r>
+        <w:rPr>
+          <w:b w:val="0"/>
+          <w:i w:val="0"/>
+          <w:sz w:val="21"/>
+        </w:rPr>
+        <w:t xml:space="preserve">• An </w:t>
+      </w:r>
+      <w:r>
+        <w:rPr>
+          <w:b/>
+          <w:i w:val="0"/>
+          <w:sz w:val="21"/>
+        </w:rPr>
+        <w:t>input device</w:t>
+      </w:r>
+      <w:r>
+        <w:rPr>
+          <w:b w:val="0"/>
+          <w:i w:val="0"/>
+          <w:sz w:val="21"/>
+        </w:rPr>
+        <w:t xml:space="preserve"> puts information into the computer, like the keyboard and the mouse.</w:t>
+      </w:r>
+    </w:p>
+    <w:p>
+      <w:pPr>
+        <w:spacing w:after="20"/>
+        <w:ind w:left="312" w:hanging="227"/>
+      </w:pPr>
+      <w:r>
+        <w:rPr>
+          <w:b w:val="0"/>
+          <w:i w:val="0"/>
+          <w:sz w:val="21"/>
+        </w:rPr>
+        <w:t xml:space="preserve">• The keyboard has letters in the </w:t>
+      </w:r>
+      <w:r>
+        <w:rPr>
+          <w:b/>
+          <w:i w:val="0"/>
+          <w:sz w:val="21"/>
+        </w:rPr>
+        <w:t>QWERTY</w:t>
+      </w:r>
+      <w:r>
+        <w:rPr>
+          <w:b w:val="0"/>
+          <w:i w:val="0"/>
+          <w:sz w:val="21"/>
+        </w:rPr>
+        <w:t xml:space="preserve"> order and special keys like Enter and Caps Lock.</w:t>
+      </w:r>
+    </w:p>
+    <w:p>
+      <w:pPr>
+        <w:spacing w:after="20"/>
+        <w:ind w:left="312" w:hanging="227"/>
+      </w:pPr>
+      <w:r>
+        <w:rPr>
+          <w:b w:val="0"/>
+          <w:i w:val="0"/>
+          <w:sz w:val="21"/>
+        </w:rPr>
+        <w:t xml:space="preserve">• The mouse has a left button and a right button, and a wheel to </w:t>
+      </w:r>
+      <w:r>
+        <w:rPr>
+          <w:b/>
+          <w:i w:val="0"/>
+          <w:sz w:val="21"/>
+        </w:rPr>
+        <w:t>scroll</w:t>
+      </w:r>
+      <w:r>
+        <w:rPr>
+          <w:b w:val="0"/>
+          <w:i w:val="0"/>
+          <w:sz w:val="21"/>
+        </w:rPr>
+        <w:t>.</w:t>
+      </w:r>
+    </w:p>
+    <w:p>
+      <w:pPr>
+        <w:spacing w:after="20"/>
+        <w:ind w:left="312" w:hanging="227"/>
+      </w:pPr>
+      <w:r>
+        <w:rPr>
+          <w:b w:val="0"/>
+          <w:i w:val="0"/>
+          <w:sz w:val="21"/>
+        </w:rPr>
+        <w:t xml:space="preserve">• Moving an icon by holding the button and letting go is called </w:t>
+      </w:r>
+      <w:r>
+        <w:rPr>
+          <w:b/>
+          <w:i w:val="0"/>
+          <w:sz w:val="21"/>
+        </w:rPr>
+        <w:t>drag and drop</w:t>
+      </w:r>
+      <w:r>
+        <w:rPr>
+          <w:b w:val="0"/>
+          <w:i w:val="0"/>
+          <w:sz w:val="21"/>
+        </w:rPr>
+        <w:t>.</w:t>
+      </w:r>
+    </w:p>
+    <w:p>
+      <w:pPr>
+        <w:spacing w:after="20"/>
+        <w:ind w:left="312" w:hanging="227"/>
+      </w:pPr>
+      <w:r>
+        <w:rPr>
+          <w:b w:val="0"/>
+          <w:i w:val="0"/>
+          <w:sz w:val="21"/>
+        </w:rPr>
+        <w:t>• We keep the keyboard clean and we do not eat over it.</w:t>
+      </w:r>
+    </w:p>
+    <w:p>
+      <w:pPr>
+        <w:keepNext/>
+        <w:spacing w:after="20"/>
+      </w:pPr>
+      <w:r>
+        <w:rPr>
+          <w:b/>
+          <w:i w:val="0"/>
+          <w:color w:val="142C5A"/>
+          <w:sz w:val="21"/>
+        </w:rPr>
+        <w:t>Let us talk</w:t>
+      </w:r>
+    </w:p>
+    <w:p>
+      <w:pPr>
+        <w:spacing w:after="20"/>
+        <w:ind w:left="351" w:hanging="351"/>
+      </w:pPr>
+      <w:r>
+        <w:rPr>
+          <w:b w:val="0"/>
+          <w:i w:val="0"/>
+          <w:sz w:val="21"/>
+        </w:rPr>
+        <w:t>1. Which two devices put information into the computer?</w:t>
+      </w:r>
+    </w:p>
+    <w:p>
+      <w:pPr>
+        <w:spacing w:after="20"/>
+        <w:ind w:left="351" w:hanging="351"/>
+      </w:pPr>
+      <w:r>
+        <w:rPr>
+          <w:b w:val="0"/>
+          <w:i w:val="0"/>
+          <w:sz w:val="21"/>
+        </w:rPr>
+        <w:t>2. What key moves us to the next line?</w:t>
+      </w:r>
+    </w:p>
+    <w:p>
+      <w:pPr>
+        <w:spacing w:after="20"/>
+        <w:ind w:left="351" w:hanging="351"/>
+      </w:pPr>
+      <w:r>
+        <w:rPr>
+          <w:b w:val="0"/>
+          <w:i w:val="0"/>
+          <w:sz w:val="21"/>
+        </w:rPr>
+        <w:t>3. What do we call moving an icon and letting go?</w:t>
+      </w:r>
+    </w:p>
+    <w:p>
+      <w:pPr>
+        <w:keepNext/>
+        <w:spacing w:after="20"/>
+      </w:pPr>
+      <w:r>
+        <w:rPr>
+          <w:b/>
+          <w:i w:val="0"/>
+          <w:color w:val="142C5A"/>
+          <w:sz w:val="21"/>
+        </w:rPr>
+        <w:t>Words for my notebook</w:t>
+      </w:r>
+    </w:p>
+    <w:p>
+      <w:pPr>
+        <w:spacing w:after="20"/>
+        <w:ind w:left="312" w:hanging="227"/>
+      </w:pPr>
+      <w:r>
+        <w:rPr>
+          <w:b w:val="0"/>
+          <w:i w:val="0"/>
+          <w:sz w:val="21"/>
+        </w:rPr>
+        <w:t>• input — putting information in</w:t>
+      </w:r>
+    </w:p>
+    <w:p>
+      <w:pPr>
+        <w:spacing w:after="20"/>
+        <w:ind w:left="312" w:hanging="227"/>
+      </w:pPr>
+      <w:r>
+        <w:rPr>
+          <w:b w:val="0"/>
+          <w:i w:val="0"/>
+          <w:sz w:val="21"/>
+        </w:rPr>
+        <w:t>• QWERTY — the order of the letter keys</w:t>
+      </w:r>
+    </w:p>
+    <w:p>
+      <w:pPr>
+        <w:spacing w:after="20"/>
+        <w:ind w:left="312" w:hanging="227"/>
+      </w:pPr>
+      <w:r>
+        <w:rPr>
+          <w:b w:val="0"/>
+          <w:i w:val="0"/>
+          <w:sz w:val="21"/>
+        </w:rPr>
+        <w:t>• scroll — to move the page with the wheel</w:t>
+      </w:r>
+    </w:p>
+    <w:p>
+      <w:pPr>
+        <w:spacing w:after="20"/>
+        <w:ind w:left="312" w:hanging="227"/>
+      </w:pPr>
+      <w:r>
+        <w:rPr>
+          <w:b w:val="0"/>
+          <w:i w:val="0"/>
+          <w:sz w:val="21"/>
+        </w:rPr>
+        <w:t>• drag and drop — hold, move, let go</w:t>
+      </w:r>
+    </w:p>
+    <w:p>
+      <w:pPr>
+        <w:keepNext/>
+        <w:spacing w:after="20"/>
+      </w:pPr>
+      <w:r>
+        <w:rPr>
+          <w:b/>
+          <w:i w:val="0"/>
+          <w:color w:val="142C5A"/>
+          <w:sz w:val="21"/>
+        </w:rPr>
+        <w:t>Worksheet</w:t>
+      </w:r>
+    </w:p>
+    <w:p>
+      <w:pPr>
+        <w:spacing w:after="20"/>
+        <w:ind w:left="351" w:hanging="351"/>
+      </w:pPr>
+      <w:r>
+        <w:rPr>
+          <w:b w:val="0"/>
+          <w:i w:val="0"/>
+          <w:sz w:val="21"/>
+        </w:rPr>
+        <w:t>1. A device that puts information into the computer is an ____ device. A) print B) sound C) input D) output</w:t>
+      </w:r>
+    </w:p>
+    <w:p>
+      <w:pPr>
+        <w:spacing w:after="20"/>
+        <w:ind w:left="351" w:hanging="351"/>
+      </w:pPr>
+      <w:r>
+        <w:rPr>
+          <w:b w:val="0"/>
+          <w:i w:val="0"/>
+          <w:sz w:val="21"/>
+        </w:rPr>
+        <w:t>2. The order of letters on a keyboard is called A) QWERTY B) ABCDE C) MONDAY D) FRIDAY</w:t>
+      </w:r>
+    </w:p>
+    <w:p>
+      <w:pPr>
+        <w:spacing w:after="20"/>
+        <w:ind w:left="351" w:hanging="351"/>
+      </w:pPr>
+      <w:r>
+        <w:rPr>
+          <w:b w:val="0"/>
+          <w:i w:val="0"/>
+          <w:sz w:val="21"/>
+        </w:rPr>
+        <w:t>3. Moving an icon and letting go is A) save B) scan C) drag and drop D) print</w:t>
+      </w:r>
+    </w:p>
+    <w:p>
+      <w:pPr>
+        <w:spacing w:after="20"/>
+        <w:ind w:left="351" w:hanging="351"/>
+      </w:pPr>
+      <w:r>
+        <w:rPr>
+          <w:b w:val="0"/>
+          <w:i w:val="0"/>
+          <w:sz w:val="21"/>
+        </w:rPr>
+        <w:t>4. Fill in: The key that moves us to the next line is ____.</w:t>
+      </w:r>
+    </w:p>
+    <w:p>
+      <w:pPr>
+        <w:spacing w:after="20"/>
+        <w:ind w:left="351" w:hanging="351"/>
+      </w:pPr>
+      <w:r>
+        <w:rPr>
+          <w:b w:val="0"/>
+          <w:i w:val="0"/>
+          <w:sz w:val="21"/>
+        </w:rPr>
+        <w:t>5. Mention two input devices.</w:t>
+      </w:r>
+    </w:p>
+    <w:p>
+      <w:pPr>
+        <w:spacing w:after="20"/>
+        <w:ind w:left="351" w:hanging="351"/>
+      </w:pPr>
+      <w:r>
+        <w:rPr>
+          <w:b w:val="0"/>
+          <w:i w:val="0"/>
+          <w:sz w:val="21"/>
+        </w:rPr>
+        <w:t>6. Write one way we care for the keyboard.</w:t>
+      </w:r>
+    </w:p>
+    <w:p>
+      <w:pPr>
+        <w:spacing w:after="20"/>
+        <w:ind w:left="351" w:hanging="351"/>
+      </w:pPr>
+      <w:r>
+        <w:rPr>
+          <w:b w:val="0"/>
+          <w:i w:val="0"/>
+          <w:sz w:val="21"/>
+        </w:rPr>
+        <w:t>7. Draw a mouse and a keyboard.</w:t>
+      </w:r>
+    </w:p>
+    <w:p>
+      <w:pPr>
+        <w:keepNext/>
+        <w:spacing w:after="20"/>
+      </w:pPr>
+      <w:r>
+        <w:rPr>
+          <w:b/>
+          <w:i w:val="0"/>
+          <w:color w:val="142C5A"/>
+          <w:sz w:val="21"/>
+        </w:rPr>
+        <w:t>My own work</w:t>
+      </w:r>
+    </w:p>
+    <w:p>
+      <w:r>
+        <w:rPr>
+          <w:b w:val="0"/>
+          <w:i w:val="0"/>
+          <w:sz w:val="21"/>
+        </w:rPr>
+        <w:t>Draw a keyboard and circle the Enter key.</w:t>
+      </w:r>
+    </w:p>
+    <w:p>
+      <w:pPr>
+        <w:spacing w:after="60"/>
+        <w:pBdr>
+          <w:bottom w:val="single" w:sz="6" w:color="BBBBBB"/>
+        </w:pBdr>
+      </w:pPr>
+    </w:p>
+    <w:p>
+      <w:pPr>
+        <w:pStyle w:val="Heading2"/>
+        <w:keepNext/>
+        <w:spacing w:before="200" w:after="60"/>
+      </w:pPr>
+      <w:r>
+        <w:rPr>
+          <w:b/>
+          <w:i w:val="0"/>
+          <w:color w:val="142C5A"/>
+          <w:sz w:val="25"/>
+        </w:rPr>
+        <w:t>WEEK 9 — OUTPUT DEVICES AND THE MICROPHONE</w:t>
+      </w:r>
+    </w:p>
+    <w:p>
+      <w:r>
+        <w:rPr>
+          <w:b w:val="0"/>
+          <w:i/>
+          <w:sz w:val="21"/>
+        </w:rPr>
+        <w:t>Depth: NERDC Primary 1 · Basic Digital Literacy · First Term W9 (output devices and microphone).</w:t>
+      </w:r>
+    </w:p>
+    <w:p>
+      <w:pPr>
+        <w:keepNext/>
+        <w:spacing w:after="20"/>
+      </w:pPr>
+      <w:r>
+        <w:rPr>
+          <w:b/>
+          <w:i w:val="0"/>
+          <w:color w:val="142C5A"/>
+          <w:sz w:val="21"/>
+        </w:rPr>
+        <w:t>You will learn to</w:t>
+      </w:r>
+    </w:p>
+    <w:p>
+      <w:pPr>
+        <w:spacing w:after="20"/>
+        <w:ind w:left="312" w:hanging="227"/>
+      </w:pPr>
+      <w:r>
+        <w:rPr>
+          <w:b w:val="0"/>
+          <w:i w:val="0"/>
+          <w:sz w:val="21"/>
+        </w:rPr>
+        <w:t>• say what an output device is</w:t>
+      </w:r>
+    </w:p>
+    <w:p>
+      <w:pPr>
+        <w:spacing w:after="20"/>
+        <w:ind w:left="312" w:hanging="227"/>
+      </w:pPr>
+      <w:r>
+        <w:rPr>
+          <w:b w:val="0"/>
+          <w:i w:val="0"/>
+          <w:sz w:val="21"/>
+        </w:rPr>
+        <w:t>• name the devices that bring information out</w:t>
+      </w:r>
+    </w:p>
+    <w:p>
+      <w:pPr>
+        <w:spacing w:after="20"/>
+        <w:ind w:left="312" w:hanging="227"/>
+      </w:pPr>
+      <w:r>
+        <w:rPr>
+          <w:b w:val="0"/>
+          <w:i w:val="0"/>
+          <w:sz w:val="21"/>
+        </w:rPr>
+        <w:t>• say what a microphone does</w:t>
+      </w:r>
+    </w:p>
+    <w:p>
+      <w:pPr>
+        <w:spacing w:after="20"/>
+        <w:ind w:left="312" w:hanging="227"/>
+      </w:pPr>
+      <w:r>
+        <w:rPr>
+          <w:b w:val="0"/>
+          <w:i w:val="0"/>
+          <w:sz w:val="21"/>
+        </w:rPr>
+        <w:t>• sort devices into input and output</w:t>
+      </w:r>
+    </w:p>
+    <w:p>
+      <w:pPr>
+        <w:keepNext/>
+        <w:spacing w:after="20"/>
+      </w:pPr>
+      <w:r>
+        <w:rPr>
+          <w:b/>
+          <w:i w:val="0"/>
+          <w:color w:val="142C5A"/>
+          <w:sz w:val="21"/>
+        </w:rPr>
+        <w:t>Things to know</w:t>
+      </w:r>
+    </w:p>
+    <w:p>
+      <w:pPr>
+        <w:spacing w:after="20"/>
+        <w:ind w:left="312" w:hanging="227"/>
+      </w:pPr>
+      <w:r>
+        <w:rPr>
+          <w:b w:val="0"/>
+          <w:i w:val="0"/>
+          <w:sz w:val="21"/>
+        </w:rPr>
+        <w:t xml:space="preserve">• An </w:t>
+      </w:r>
+      <w:r>
+        <w:rPr>
+          <w:b/>
+          <w:i w:val="0"/>
+          <w:sz w:val="21"/>
+        </w:rPr>
+        <w:t>output device</w:t>
+      </w:r>
+      <w:r>
+        <w:rPr>
+          <w:b w:val="0"/>
+          <w:i w:val="0"/>
+          <w:sz w:val="21"/>
+        </w:rPr>
+        <w:t xml:space="preserve"> brings information out of the computer, like the monitor, the printer and the speakers.</w:t>
+      </w:r>
+    </w:p>
+    <w:p>
+      <w:pPr>
+        <w:spacing w:after="20"/>
+        <w:ind w:left="312" w:hanging="227"/>
+      </w:pPr>
+      <w:r>
+        <w:rPr>
+          <w:b w:val="0"/>
+          <w:i w:val="0"/>
+          <w:sz w:val="21"/>
+        </w:rPr>
+        <w:t xml:space="preserve">• The </w:t>
+      </w:r>
+      <w:r>
+        <w:rPr>
+          <w:b/>
+          <w:i w:val="0"/>
+          <w:sz w:val="21"/>
+        </w:rPr>
+        <w:t>printer</w:t>
+      </w:r>
+      <w:r>
+        <w:rPr>
+          <w:b w:val="0"/>
+          <w:i w:val="0"/>
+          <w:sz w:val="21"/>
+        </w:rPr>
+        <w:t xml:space="preserve"> puts our picture or letter onto paper.</w:t>
+      </w:r>
+    </w:p>
+    <w:p>
+      <w:pPr>
+        <w:spacing w:after="20"/>
+        <w:ind w:left="312" w:hanging="227"/>
+      </w:pPr>
+      <w:r>
+        <w:rPr>
+          <w:b w:val="0"/>
+          <w:i w:val="0"/>
+          <w:sz w:val="21"/>
+        </w:rPr>
+        <w:t xml:space="preserve">• The </w:t>
+      </w:r>
+      <w:r>
+        <w:rPr>
+          <w:b/>
+          <w:i w:val="0"/>
+          <w:sz w:val="21"/>
+        </w:rPr>
+        <w:t>speakers</w:t>
+      </w:r>
+      <w:r>
+        <w:rPr>
+          <w:b w:val="0"/>
+          <w:i w:val="0"/>
+          <w:sz w:val="21"/>
+        </w:rPr>
+        <w:t xml:space="preserve"> and </w:t>
+      </w:r>
+      <w:r>
+        <w:rPr>
+          <w:b/>
+          <w:i w:val="0"/>
+          <w:sz w:val="21"/>
+        </w:rPr>
+        <w:t>headphones</w:t>
+      </w:r>
+      <w:r>
+        <w:rPr>
+          <w:b w:val="0"/>
+          <w:i w:val="0"/>
+          <w:sz w:val="21"/>
+        </w:rPr>
+        <w:t xml:space="preserve"> let us hear sound from the computer.</w:t>
+      </w:r>
+    </w:p>
+    <w:p>
+      <w:pPr>
+        <w:spacing w:after="20"/>
+        <w:ind w:left="312" w:hanging="227"/>
+      </w:pPr>
+      <w:r>
+        <w:rPr>
+          <w:b w:val="0"/>
+          <w:i w:val="0"/>
+          <w:sz w:val="21"/>
+        </w:rPr>
+        <w:t xml:space="preserve">• A </w:t>
+      </w:r>
+      <w:r>
+        <w:rPr>
+          <w:b/>
+          <w:i w:val="0"/>
+          <w:sz w:val="21"/>
+        </w:rPr>
+        <w:t>microphone</w:t>
+      </w:r>
+      <w:r>
+        <w:rPr>
+          <w:b w:val="0"/>
+          <w:i w:val="0"/>
+          <w:sz w:val="21"/>
+        </w:rPr>
+        <w:t xml:space="preserve"> takes our voice into the computer, so it is an input device.</w:t>
+      </w:r>
+    </w:p>
+    <w:p>
+      <w:pPr>
+        <w:spacing w:after="20"/>
+        <w:ind w:left="312" w:hanging="227"/>
+      </w:pPr>
+      <w:r>
+        <w:rPr>
+          <w:b w:val="0"/>
+          <w:i w:val="0"/>
+          <w:sz w:val="21"/>
+        </w:rPr>
+        <w:t>• The monitor shows, the printer prints and the speakers play.</w:t>
+      </w:r>
+    </w:p>
+    <w:p>
+      <w:pPr>
+        <w:spacing w:after="0"/>
+      </w:pPr>
+      <w:r>
+        <w:br w:type="page"/>
+      </w:r>
+    </w:p>
+    <w:p>
+      <w:pPr>
+        <w:keepNext/>
+        <w:spacing w:after="20"/>
+      </w:pPr>
+      <w:r>
+        <w:rPr>
+          <w:b/>
+          <w:i w:val="0"/>
+          <w:color w:val="142C5A"/>
+          <w:sz w:val="21"/>
+        </w:rPr>
+        <w:t>Let us talk</w:t>
+      </w:r>
+    </w:p>
+    <w:p>
+      <w:pPr>
+        <w:spacing w:after="20"/>
+        <w:ind w:left="351" w:hanging="351"/>
+      </w:pPr>
+      <w:r>
+        <w:rPr>
+          <w:b w:val="0"/>
+          <w:i w:val="0"/>
+          <w:sz w:val="21"/>
+        </w:rPr>
+        <w:t>1. Which device puts our work on paper?</w:t>
+      </w:r>
+    </w:p>
+    <w:p>
+      <w:pPr>
+        <w:spacing w:after="20"/>
+        <w:ind w:left="351" w:hanging="351"/>
+      </w:pPr>
+      <w:r>
+        <w:rPr>
+          <w:b w:val="0"/>
+          <w:i w:val="0"/>
+          <w:sz w:val="21"/>
+        </w:rPr>
+        <w:t>2. Which devices let us hear sound?</w:t>
+      </w:r>
+    </w:p>
+    <w:p>
+      <w:pPr>
+        <w:spacing w:after="20"/>
+        <w:ind w:left="351" w:hanging="351"/>
+      </w:pPr>
+      <w:r>
+        <w:rPr>
+          <w:b w:val="0"/>
+          <w:i w:val="0"/>
+          <w:sz w:val="21"/>
+        </w:rPr>
+        <w:t>3. Is a microphone input or output?</w:t>
+      </w:r>
+    </w:p>
+    <w:p>
+      <w:pPr>
+        <w:keepNext/>
+        <w:spacing w:after="20"/>
+      </w:pPr>
+      <w:r>
+        <w:rPr>
+          <w:b/>
+          <w:i w:val="0"/>
+          <w:color w:val="142C5A"/>
+          <w:sz w:val="21"/>
+        </w:rPr>
+        <w:t>Words for my notebook</w:t>
+      </w:r>
+    </w:p>
+    <w:p>
+      <w:pPr>
+        <w:spacing w:after="20"/>
+        <w:ind w:left="312" w:hanging="227"/>
+      </w:pPr>
+      <w:r>
+        <w:rPr>
+          <w:b w:val="0"/>
+          <w:i w:val="0"/>
+          <w:sz w:val="21"/>
+        </w:rPr>
+        <w:t>• output — bringing information out</w:t>
+      </w:r>
+    </w:p>
+    <w:p>
+      <w:pPr>
+        <w:spacing w:after="20"/>
+        <w:ind w:left="312" w:hanging="227"/>
+      </w:pPr>
+      <w:r>
+        <w:rPr>
+          <w:b w:val="0"/>
+          <w:i w:val="0"/>
+          <w:sz w:val="21"/>
+        </w:rPr>
+        <w:t>• printer — puts work on paper</w:t>
+      </w:r>
+    </w:p>
+    <w:p>
+      <w:pPr>
+        <w:spacing w:after="20"/>
+        <w:ind w:left="312" w:hanging="227"/>
+      </w:pPr>
+      <w:r>
+        <w:rPr>
+          <w:b w:val="0"/>
+          <w:i w:val="0"/>
+          <w:sz w:val="21"/>
+        </w:rPr>
+        <w:t>• speaker — plays sound</w:t>
+      </w:r>
+    </w:p>
+    <w:p>
+      <w:pPr>
+        <w:spacing w:after="20"/>
+        <w:ind w:left="312" w:hanging="227"/>
+      </w:pPr>
+      <w:r>
+        <w:rPr>
+          <w:b w:val="0"/>
+          <w:i w:val="0"/>
+          <w:sz w:val="21"/>
+        </w:rPr>
+        <w:t>• microphone — takes voice in</w:t>
+      </w:r>
+    </w:p>
+    <w:p>
+      <w:pPr>
+        <w:keepNext/>
+        <w:spacing w:after="20"/>
+      </w:pPr>
+      <w:r>
+        <w:rPr>
+          <w:b/>
+          <w:i w:val="0"/>
+          <w:color w:val="142C5A"/>
+          <w:sz w:val="21"/>
+        </w:rPr>
+        <w:t>Worksheet</w:t>
+      </w:r>
+    </w:p>
+    <w:p>
+      <w:pPr>
+        <w:spacing w:after="20"/>
+        <w:ind w:left="351" w:hanging="351"/>
+      </w:pPr>
+      <w:r>
+        <w:rPr>
+          <w:b w:val="0"/>
+          <w:i w:val="0"/>
+          <w:sz w:val="21"/>
+        </w:rPr>
+        <w:t>1. The device that puts our work on paper is the A) keyboard B) mouse C) printer D) microphone</w:t>
+      </w:r>
+    </w:p>
+    <w:p>
+      <w:pPr>
+        <w:spacing w:after="20"/>
+        <w:ind w:left="351" w:hanging="351"/>
+      </w:pPr>
+      <w:r>
+        <w:rPr>
+          <w:b w:val="0"/>
+          <w:i w:val="0"/>
+          <w:sz w:val="21"/>
+        </w:rPr>
+        <w:t>2. We hear sound from the computer through A) cable B) speakers C) printer D) mouse</w:t>
+      </w:r>
+    </w:p>
+    <w:p>
+      <w:pPr>
+        <w:spacing w:after="20"/>
+        <w:ind w:left="351" w:hanging="351"/>
+      </w:pPr>
+      <w:r>
+        <w:rPr>
+          <w:b w:val="0"/>
+          <w:i w:val="0"/>
+          <w:sz w:val="21"/>
+        </w:rPr>
+        <w:t>3. A microphone takes our ____ into the computer. A) hair B) voice C) food D) shoes</w:t>
+      </w:r>
+    </w:p>
+    <w:p>
+      <w:pPr>
+        <w:spacing w:after="20"/>
+        <w:ind w:left="351" w:hanging="351"/>
+      </w:pPr>
+      <w:r>
+        <w:rPr>
+          <w:b w:val="0"/>
+          <w:i w:val="0"/>
+          <w:sz w:val="21"/>
+        </w:rPr>
+        <w:t>4. Fill in: The monitor is an ____ device.</w:t>
+      </w:r>
+    </w:p>
+    <w:p>
+      <w:pPr>
+        <w:spacing w:after="20"/>
+        <w:ind w:left="351" w:hanging="351"/>
+      </w:pPr>
+      <w:r>
+        <w:rPr>
+          <w:b w:val="0"/>
+          <w:i w:val="0"/>
+          <w:sz w:val="21"/>
+        </w:rPr>
+        <w:t>5. Mention two output devices.</w:t>
+      </w:r>
+    </w:p>
+    <w:p>
+      <w:pPr>
+        <w:spacing w:after="20"/>
+        <w:ind w:left="351" w:hanging="351"/>
+      </w:pPr>
+      <w:r>
+        <w:rPr>
+          <w:b w:val="0"/>
+          <w:i w:val="0"/>
+          <w:sz w:val="21"/>
+        </w:rPr>
+        <w:t>6. Write what a microphone does.</w:t>
+      </w:r>
+    </w:p>
+    <w:p>
+      <w:pPr>
+        <w:spacing w:after="20"/>
+        <w:ind w:left="351" w:hanging="351"/>
+      </w:pPr>
+      <w:r>
+        <w:rPr>
+          <w:b w:val="0"/>
+          <w:i w:val="0"/>
+          <w:sz w:val="21"/>
+        </w:rPr>
+        <w:t>7. Draw a printer with a sheet of paper coming out.</w:t>
+      </w:r>
+    </w:p>
+    <w:p>
+      <w:pPr>
+        <w:keepNext/>
+        <w:spacing w:after="20"/>
+      </w:pPr>
+      <w:r>
+        <w:rPr>
+          <w:b/>
+          <w:i w:val="0"/>
+          <w:color w:val="142C5A"/>
+          <w:sz w:val="21"/>
+        </w:rPr>
+        <w:t>My own work</w:t>
+      </w:r>
+    </w:p>
+    <w:p>
+      <w:r>
+        <w:rPr>
+          <w:b w:val="0"/>
+          <w:i w:val="0"/>
+          <w:sz w:val="21"/>
+        </w:rPr>
+        <w:t>Draw a speaker and a microphone and colour the microphone.</w:t>
+      </w:r>
+    </w:p>
+    <w:p>
+      <w:pPr>
+        <w:spacing w:after="60"/>
+        <w:pBdr>
+          <w:bottom w:val="single" w:sz="6" w:color="BBBBBB"/>
+        </w:pBdr>
+      </w:pPr>
+    </w:p>
+    <w:p>
+      <w:pPr>
+        <w:spacing w:after="60"/>
+        <w:pBdr>
+          <w:bottom w:val="single" w:sz="6" w:color="BBBBBB"/>
+        </w:pBdr>
+      </w:pPr>
+    </w:p>
+    <w:p>
+      <w:pPr>
         <w:spacing w:after="0"/>
       </w:pPr>
       <w:r>
@@ -5937,6 +10491,1205 @@
           <w:sz w:val="21"/>
         </w:rPr>
         <w:t>45. Name the three types of soil. (2 marks)</w:t>
+      </w:r>
+    </w:p>
+    <w:p>
+      <w:pPr>
+        <w:spacing w:after="60"/>
+        <w:pBdr>
+          <w:bottom w:val="single" w:sz="6" w:color="BBBBBB"/>
+        </w:pBdr>
+      </w:pPr>
+    </w:p>
+    <w:p>
+      <w:pPr>
+        <w:spacing w:after="60"/>
+        <w:pBdr>
+          <w:bottom w:val="single" w:sz="6" w:color="BBBBBB"/>
+        </w:pBdr>
+      </w:pPr>
+    </w:p>
+    <w:p>
+      <w:pPr>
+        <w:spacing w:after="0"/>
+      </w:pPr>
+      <w:r>
+        <w:br w:type="page"/>
+      </w:r>
+    </w:p>
+    <w:p>
+      <w:pPr>
+        <w:pStyle w:val="Heading1"/>
+        <w:keepNext/>
+        <w:spacing w:before="80" w:after="80"/>
+      </w:pPr>
+      <w:r>
+        <w:rPr>
+          <w:b/>
+          <w:i w:val="0"/>
+          <w:color w:val="142C5A"/>
+          <w:sz w:val="33"/>
+        </w:rPr>
+        <w:t>EXAMINATION PRACTICE — BASIC DIGITAL LITERACY (PRIMARY 1 · 1ST TERM)</w:t>
+      </w:r>
+    </w:p>
+    <w:p>
+      <w:r>
+        <w:rPr>
+          <w:b/>
+          <w:i w:val="0"/>
+          <w:sz w:val="21"/>
+        </w:rPr>
+        <w:t>Time:</w:t>
+      </w:r>
+      <w:r>
+        <w:rPr>
+          <w:b w:val="0"/>
+          <w:i w:val="0"/>
+          <w:sz w:val="21"/>
+        </w:rPr>
+        <w:t xml:space="preserve"> 1 hour · </w:t>
+      </w:r>
+      <w:r>
+        <w:rPr>
+          <w:b/>
+          <w:i w:val="0"/>
+          <w:sz w:val="21"/>
+        </w:rPr>
+        <w:t>Total: 50 marks</w:t>
+      </w:r>
+    </w:p>
+    <w:p>
+      <w:pPr>
+        <w:keepNext/>
+        <w:spacing w:before="240" w:after="60"/>
+      </w:pPr>
+      <w:r>
+        <w:rPr>
+          <w:b/>
+          <w:i w:val="0"/>
+          <w:color w:val="142C5A"/>
+          <w:sz w:val="27"/>
+        </w:rPr>
+        <w:t>SECTION A — OBJECTIVE (30 MARKS)</w:t>
+      </w:r>
+    </w:p>
+    <w:p>
+      <w:r>
+        <w:rPr>
+          <w:b w:val="0"/>
+          <w:i w:val="0"/>
+          <w:sz w:val="21"/>
+        </w:rPr>
+        <w:t>Choose the correct option and ring the letter.</w:t>
+      </w:r>
+    </w:p>
+    <w:p>
+      <w:pPr>
+        <w:spacing w:after="20"/>
+        <w:ind w:left="351" w:hanging="351"/>
+      </w:pPr>
+      <w:r>
+        <w:rPr>
+          <w:b w:val="0"/>
+          <w:i w:val="0"/>
+          <w:sz w:val="21"/>
+        </w:rPr>
+        <w:t>1. Technology is the smart things people make to do work more ___</w:t>
+      </w:r>
+    </w:p>
+    <w:p>
+      <w:pPr>
+        <w:spacing w:after="60"/>
+        <w:ind w:left="652" w:hanging="340"/>
+      </w:pPr>
+      <w:r>
+        <w:rPr>
+          <w:b w:val="0"/>
+          <w:i w:val="0"/>
+          <w:sz w:val="21"/>
+        </w:rPr>
+        <w:t>A) badly   B) easily   C) slowly   D) loudly</w:t>
+      </w:r>
+    </w:p>
+    <w:p>
+      <w:pPr>
+        <w:spacing w:after="20"/>
+        <w:ind w:left="351" w:hanging="351"/>
+      </w:pPr>
+      <w:r>
+        <w:rPr>
+          <w:b w:val="0"/>
+          <w:i w:val="0"/>
+          <w:sz w:val="21"/>
+        </w:rPr>
+        <w:t>2. A machine that works with electricity and shows things on a screen is a ___ device</w:t>
+      </w:r>
+    </w:p>
+    <w:p>
+      <w:pPr>
+        <w:spacing w:after="60"/>
+        <w:ind w:left="652" w:hanging="340"/>
+      </w:pPr>
+      <w:r>
+        <w:rPr>
+          <w:b w:val="0"/>
+          <w:i w:val="0"/>
+          <w:sz w:val="21"/>
+        </w:rPr>
+        <w:t>A) digital   B) wooden   C) stone   D) paper</w:t>
+      </w:r>
+    </w:p>
+    <w:p>
+      <w:pPr>
+        <w:spacing w:after="20"/>
+        <w:ind w:left="351" w:hanging="351"/>
+      </w:pPr>
+      <w:r>
+        <w:rPr>
+          <w:b w:val="0"/>
+          <w:i w:val="0"/>
+          <w:sz w:val="21"/>
+        </w:rPr>
+        <w:t>3. Which of these is NOT a digital device?</w:t>
+      </w:r>
+    </w:p>
+    <w:p>
+      <w:pPr>
+        <w:spacing w:after="60"/>
+        <w:ind w:left="652" w:hanging="340"/>
+      </w:pPr>
+      <w:r>
+        <w:rPr>
+          <w:b w:val="0"/>
+          <w:i w:val="0"/>
+          <w:sz w:val="21"/>
+        </w:rPr>
+        <w:t>A) a tablet   B) a smartphone   C) a camera   D) a wooden broom</w:t>
+      </w:r>
+    </w:p>
+    <w:p>
+      <w:pPr>
+        <w:spacing w:after="20"/>
+        <w:ind w:left="351" w:hanging="351"/>
+      </w:pPr>
+      <w:r>
+        <w:rPr>
+          <w:b w:val="0"/>
+          <w:i w:val="0"/>
+          <w:sz w:val="21"/>
+        </w:rPr>
+        <w:t>4. The computer that stays on a table is a ___</w:t>
+      </w:r>
+    </w:p>
+    <w:p>
+      <w:pPr>
+        <w:spacing w:after="60"/>
+        <w:ind w:left="652" w:hanging="340"/>
+      </w:pPr>
+      <w:r>
+        <w:rPr>
+          <w:b w:val="0"/>
+          <w:i w:val="0"/>
+          <w:sz w:val="21"/>
+        </w:rPr>
+        <w:t>A) camera   B) desktop   C) smart watch   D) tablet</w:t>
+      </w:r>
+    </w:p>
+    <w:p>
+      <w:pPr>
+        <w:spacing w:after="20"/>
+        <w:ind w:left="351" w:hanging="351"/>
+      </w:pPr>
+      <w:r>
+        <w:rPr>
+          <w:b w:val="0"/>
+          <w:i w:val="0"/>
+          <w:sz w:val="21"/>
+        </w:rPr>
+        <w:t>5. The computer that opens like a book is a ___</w:t>
+      </w:r>
+    </w:p>
+    <w:p>
+      <w:pPr>
+        <w:spacing w:after="60"/>
+        <w:ind w:left="652" w:hanging="340"/>
+      </w:pPr>
+      <w:r>
+        <w:rPr>
+          <w:b w:val="0"/>
+          <w:i w:val="0"/>
+          <w:sz w:val="21"/>
+        </w:rPr>
+        <w:t>A) radio   B) printer   C) laptop   D) desktop</w:t>
+      </w:r>
+    </w:p>
+    <w:p>
+      <w:pPr>
+        <w:spacing w:after="20"/>
+        <w:ind w:left="351" w:hanging="351"/>
+      </w:pPr>
+      <w:r>
+        <w:rPr>
+          <w:b w:val="0"/>
+          <w:i w:val="0"/>
+          <w:sz w:val="21"/>
+        </w:rPr>
+        <w:t>6. The part that shows pictures and letters is the ___</w:t>
+      </w:r>
+    </w:p>
+    <w:p>
+      <w:pPr>
+        <w:spacing w:after="60"/>
+        <w:ind w:left="652" w:hanging="340"/>
+      </w:pPr>
+      <w:r>
+        <w:rPr>
+          <w:b w:val="0"/>
+          <w:i w:val="0"/>
+          <w:sz w:val="21"/>
+        </w:rPr>
+        <w:t>A) monitor   B) mouse   C) keyboard   D) CPU</w:t>
+      </w:r>
+    </w:p>
+    <w:p>
+      <w:pPr>
+        <w:spacing w:after="20"/>
+        <w:ind w:left="351" w:hanging="351"/>
+      </w:pPr>
+      <w:r>
+        <w:rPr>
+          <w:b w:val="0"/>
+          <w:i w:val="0"/>
+          <w:sz w:val="21"/>
+        </w:rPr>
+        <w:t>7. The part we press with our fingers is the ___</w:t>
+      </w:r>
+    </w:p>
+    <w:p>
+      <w:pPr>
+        <w:spacing w:after="60"/>
+        <w:ind w:left="652" w:hanging="340"/>
+      </w:pPr>
+      <w:r>
+        <w:rPr>
+          <w:b w:val="0"/>
+          <w:i w:val="0"/>
+          <w:sz w:val="21"/>
+        </w:rPr>
+        <w:t>A) monitor   B) cable   C) speaker   D) keyboard</w:t>
+      </w:r>
+    </w:p>
+    <w:p>
+      <w:pPr>
+        <w:spacing w:after="20"/>
+        <w:ind w:left="351" w:hanging="351"/>
+      </w:pPr>
+      <w:r>
+        <w:rPr>
+          <w:b w:val="0"/>
+          <w:i w:val="0"/>
+          <w:sz w:val="21"/>
+        </w:rPr>
+        <w:t>8. The part that moves the arrow on the screen is the ___</w:t>
+      </w:r>
+    </w:p>
+    <w:p>
+      <w:pPr>
+        <w:spacing w:after="60"/>
+        <w:ind w:left="652" w:hanging="340"/>
+      </w:pPr>
+      <w:r>
+        <w:rPr>
+          <w:b w:val="0"/>
+          <w:i w:val="0"/>
+          <w:sz w:val="21"/>
+        </w:rPr>
+        <w:t>A) CPU   B) mouse   C) printer   D) monitor</w:t>
+      </w:r>
+    </w:p>
+    <w:p>
+      <w:pPr>
+        <w:spacing w:after="20"/>
+        <w:ind w:left="351" w:hanging="351"/>
+      </w:pPr>
+      <w:r>
+        <w:rPr>
+          <w:b w:val="0"/>
+          <w:i w:val="0"/>
+          <w:sz w:val="21"/>
+        </w:rPr>
+        <w:t>9. The brain of the computer is the ___</w:t>
+      </w:r>
+    </w:p>
+    <w:p>
+      <w:pPr>
+        <w:spacing w:after="60"/>
+        <w:ind w:left="652" w:hanging="340"/>
+      </w:pPr>
+      <w:r>
+        <w:rPr>
+          <w:b w:val="0"/>
+          <w:i w:val="0"/>
+          <w:sz w:val="21"/>
+        </w:rPr>
+        <w:t>A) mouse   B) keyboard   C) CPU   D) screen</w:t>
+      </w:r>
+    </w:p>
+    <w:p>
+      <w:pPr>
+        <w:spacing w:after="20"/>
+        <w:ind w:left="351" w:hanging="351"/>
+      </w:pPr>
+      <w:r>
+        <w:rPr>
+          <w:b w:val="0"/>
+          <w:i w:val="0"/>
+          <w:sz w:val="21"/>
+        </w:rPr>
+        <w:t>10. We clean a screen with a ___</w:t>
+      </w:r>
+    </w:p>
+    <w:p>
+      <w:pPr>
+        <w:spacing w:after="60"/>
+        <w:ind w:left="652" w:hanging="340"/>
+      </w:pPr>
+      <w:r>
+        <w:rPr>
+          <w:b w:val="0"/>
+          <w:i w:val="0"/>
+          <w:sz w:val="21"/>
+        </w:rPr>
+        <w:t>A) soft, dry cloth   B) sandy rag   C) rough stone   D) wet mop</w:t>
+      </w:r>
+    </w:p>
+    <w:p>
+      <w:pPr>
+        <w:spacing w:after="20"/>
+        <w:ind w:left="351" w:hanging="351"/>
+      </w:pPr>
+      <w:r>
+        <w:rPr>
+          <w:b w:val="0"/>
+          <w:i w:val="0"/>
+          <w:sz w:val="21"/>
+        </w:rPr>
+        <w:t>11. A tablet should be carried ___</w:t>
+      </w:r>
+    </w:p>
+    <w:p>
+      <w:pPr>
+        <w:spacing w:after="60"/>
+        <w:ind w:left="652" w:hanging="340"/>
+      </w:pPr>
+      <w:r>
+        <w:rPr>
+          <w:b w:val="0"/>
+          <w:i w:val="0"/>
+          <w:sz w:val="21"/>
+        </w:rPr>
+        <w:t>A) by its wire   B) with two hands   C) open in one finger   D) under a foot</w:t>
+      </w:r>
+    </w:p>
+    <w:p>
+      <w:pPr>
+        <w:spacing w:after="20"/>
+        <w:ind w:left="351" w:hanging="351"/>
+      </w:pPr>
+      <w:r>
+        <w:rPr>
+          <w:b w:val="0"/>
+          <w:i w:val="0"/>
+          <w:sz w:val="21"/>
+        </w:rPr>
+        <w:t>12. Water on a device ___ it</w:t>
+      </w:r>
+    </w:p>
+    <w:p>
+      <w:pPr>
+        <w:spacing w:after="60"/>
+        <w:ind w:left="652" w:hanging="340"/>
+      </w:pPr>
+      <w:r>
+        <w:rPr>
+          <w:b w:val="0"/>
+          <w:i w:val="0"/>
+          <w:sz w:val="21"/>
+        </w:rPr>
+        <w:t>A) charges   B) cleans   C) speeds   D) spoils</w:t>
+      </w:r>
+    </w:p>
+    <w:p>
+      <w:pPr>
+        <w:spacing w:after="20"/>
+        <w:ind w:left="351" w:hanging="351"/>
+      </w:pPr>
+      <w:r>
+        <w:rPr>
+          <w:b w:val="0"/>
+          <w:i w:val="0"/>
+          <w:sz w:val="21"/>
+        </w:rPr>
+        <w:t>13. The first tool people used to count is the ___</w:t>
+      </w:r>
+    </w:p>
+    <w:p>
+      <w:pPr>
+        <w:spacing w:after="60"/>
+        <w:ind w:left="652" w:hanging="340"/>
+      </w:pPr>
+      <w:r>
+        <w:rPr>
+          <w:b w:val="0"/>
+          <w:i w:val="0"/>
+          <w:sz w:val="21"/>
+        </w:rPr>
+        <w:t>A) fan   B) telephone   C) abacus   D) radio</w:t>
+      </w:r>
+    </w:p>
+    <w:p>
+      <w:pPr>
+        <w:spacing w:after="20"/>
+        <w:ind w:left="351" w:hanging="351"/>
+      </w:pPr>
+      <w:r>
+        <w:rPr>
+          <w:b w:val="0"/>
+          <w:i w:val="0"/>
+          <w:sz w:val="21"/>
+        </w:rPr>
+        <w:t>14. Over time computers became smaller, cheaper and ___</w:t>
+      </w:r>
+    </w:p>
+    <w:p>
+      <w:pPr>
+        <w:spacing w:after="60"/>
+        <w:ind w:left="652" w:hanging="340"/>
+      </w:pPr>
+      <w:r>
+        <w:rPr>
+          <w:b w:val="0"/>
+          <w:i w:val="0"/>
+          <w:sz w:val="21"/>
+        </w:rPr>
+        <w:t>A) faster   B) heavier   C) louder   D) slower</w:t>
+      </w:r>
+    </w:p>
+    <w:p>
+      <w:pPr>
+        <w:spacing w:after="20"/>
+        <w:ind w:left="351" w:hanging="351"/>
+      </w:pPr>
+      <w:r>
+        <w:rPr>
+          <w:b w:val="0"/>
+          <w:i w:val="0"/>
+          <w:sz w:val="21"/>
+        </w:rPr>
+        <w:t>15. A machine that can learn uses artificial ___</w:t>
+      </w:r>
+    </w:p>
+    <w:p>
+      <w:pPr>
+        <w:spacing w:after="60"/>
+        <w:ind w:left="652" w:hanging="340"/>
+      </w:pPr>
+      <w:r>
+        <w:rPr>
+          <w:b w:val="0"/>
+          <w:i w:val="0"/>
+          <w:sz w:val="21"/>
+        </w:rPr>
+        <w:t>A) water   B) sand   C) noise   D) intelligence</w:t>
+      </w:r>
+    </w:p>
+    <w:p>
+      <w:pPr>
+        <w:spacing w:after="20"/>
+        <w:ind w:left="351" w:hanging="351"/>
+      </w:pPr>
+      <w:r>
+        <w:rPr>
+          <w:b w:val="0"/>
+          <w:i w:val="0"/>
+          <w:sz w:val="21"/>
+        </w:rPr>
+        <w:t>16. The father of the computer is ___</w:t>
+      </w:r>
+    </w:p>
+    <w:p>
+      <w:pPr>
+        <w:spacing w:after="60"/>
+        <w:ind w:left="652" w:hanging="340"/>
+      </w:pPr>
+      <w:r>
+        <w:rPr>
+          <w:b w:val="0"/>
+          <w:i w:val="0"/>
+          <w:sz w:val="21"/>
+        </w:rPr>
+        <w:t>A) Isaac Newton   B) Thomas Edison   C) Charles Babbage   D) Ada Lovelace</w:t>
+      </w:r>
+    </w:p>
+    <w:p>
+      <w:pPr>
+        <w:spacing w:after="20"/>
+        <w:ind w:left="351" w:hanging="351"/>
+      </w:pPr>
+      <w:r>
+        <w:rPr>
+          <w:b w:val="0"/>
+          <w:i w:val="0"/>
+          <w:sz w:val="21"/>
+        </w:rPr>
+        <w:t>17. The first programmer in the world was ___</w:t>
+      </w:r>
+    </w:p>
+    <w:p>
+      <w:pPr>
+        <w:spacing w:after="60"/>
+        <w:ind w:left="652" w:hanging="340"/>
+      </w:pPr>
+      <w:r>
+        <w:rPr>
+          <w:b w:val="0"/>
+          <w:i w:val="0"/>
+          <w:sz w:val="21"/>
+        </w:rPr>
+        <w:t>A) Mary Kingsley   B) Ada Lovelace   C) Queen Amina   D) Flora Shaw</w:t>
+      </w:r>
+    </w:p>
+    <w:p>
+      <w:pPr>
+        <w:spacing w:after="20"/>
+        <w:ind w:left="351" w:hanging="351"/>
+      </w:pPr>
+      <w:r>
+        <w:rPr>
+          <w:b w:val="0"/>
+          <w:i w:val="0"/>
+          <w:sz w:val="21"/>
+        </w:rPr>
+        <w:t>18. Babbage's machine plan was called the ___</w:t>
+      </w:r>
+    </w:p>
+    <w:p>
+      <w:pPr>
+        <w:spacing w:after="60"/>
+        <w:ind w:left="652" w:hanging="340"/>
+      </w:pPr>
+      <w:r>
+        <w:rPr>
+          <w:b w:val="0"/>
+          <w:i w:val="0"/>
+          <w:sz w:val="21"/>
+        </w:rPr>
+        <w:t>A) Analytical Engine   B) Printing Press   C) Steam Boat   D) Flying Loom</w:t>
+      </w:r>
+    </w:p>
+    <w:p>
+      <w:pPr>
+        <w:spacing w:after="20"/>
+        <w:ind w:left="351" w:hanging="351"/>
+      </w:pPr>
+      <w:r>
+        <w:rPr>
+          <w:b w:val="0"/>
+          <w:i w:val="0"/>
+          <w:sz w:val="21"/>
+        </w:rPr>
+        <w:t>19. The parts of a computer we can touch are the ___</w:t>
+      </w:r>
+    </w:p>
+    <w:p>
+      <w:pPr>
+        <w:spacing w:after="60"/>
+        <w:ind w:left="652" w:hanging="340"/>
+      </w:pPr>
+      <w:r>
+        <w:rPr>
+          <w:b w:val="0"/>
+          <w:i w:val="0"/>
+          <w:sz w:val="21"/>
+        </w:rPr>
+        <w:t>A) ideas   B) software   C) hardware   D) songs</w:t>
+      </w:r>
+    </w:p>
+    <w:p>
+      <w:pPr>
+        <w:spacing w:after="20"/>
+        <w:ind w:left="351" w:hanging="351"/>
+      </w:pPr>
+      <w:r>
+        <w:rPr>
+          <w:b w:val="0"/>
+          <w:i w:val="0"/>
+          <w:sz w:val="21"/>
+        </w:rPr>
+        <w:t>20. A drawing app is ___</w:t>
+      </w:r>
+    </w:p>
+    <w:p>
+      <w:pPr>
+        <w:spacing w:after="60"/>
+        <w:ind w:left="652" w:hanging="340"/>
+      </w:pPr>
+      <w:r>
+        <w:rPr>
+          <w:b w:val="0"/>
+          <w:i w:val="0"/>
+          <w:sz w:val="21"/>
+        </w:rPr>
+        <w:t>A) a chair   B) a cable   C) hardware   D) software</w:t>
+      </w:r>
+    </w:p>
+    <w:p>
+      <w:pPr>
+        <w:spacing w:after="20"/>
+        <w:ind w:left="351" w:hanging="351"/>
+      </w:pPr>
+      <w:r>
+        <w:rPr>
+          <w:b w:val="0"/>
+          <w:i w:val="0"/>
+          <w:sz w:val="21"/>
+        </w:rPr>
+        <w:t>21. The order of letters on a keyboard is called ___</w:t>
+      </w:r>
+    </w:p>
+    <w:p>
+      <w:pPr>
+        <w:spacing w:after="60"/>
+        <w:ind w:left="652" w:hanging="340"/>
+      </w:pPr>
+      <w:r>
+        <w:rPr>
+          <w:b w:val="0"/>
+          <w:i w:val="0"/>
+          <w:sz w:val="21"/>
+        </w:rPr>
+        <w:t>A) FRIDAY   B) QWERTY   C) MONDAY   D) ABCDE</w:t>
+      </w:r>
+    </w:p>
+    <w:p>
+      <w:pPr>
+        <w:spacing w:after="20"/>
+        <w:ind w:left="351" w:hanging="351"/>
+      </w:pPr>
+      <w:r>
+        <w:rPr>
+          <w:b w:val="0"/>
+          <w:i w:val="0"/>
+          <w:sz w:val="21"/>
+        </w:rPr>
+        <w:t>22. The key that moves us to the next line is ___</w:t>
+      </w:r>
+    </w:p>
+    <w:p>
+      <w:pPr>
+        <w:spacing w:after="60"/>
+        <w:ind w:left="652" w:hanging="340"/>
+      </w:pPr>
+      <w:r>
+        <w:rPr>
+          <w:b w:val="0"/>
+          <w:i w:val="0"/>
+          <w:sz w:val="21"/>
+        </w:rPr>
+        <w:t>A) Enter   B) Caps Lock   C) Esc   D) Shift</w:t>
+      </w:r>
+    </w:p>
+    <w:p>
+      <w:pPr>
+        <w:spacing w:after="20"/>
+        <w:ind w:left="351" w:hanging="351"/>
+      </w:pPr>
+      <w:r>
+        <w:rPr>
+          <w:b w:val="0"/>
+          <w:i w:val="0"/>
+          <w:sz w:val="21"/>
+        </w:rPr>
+        <w:t>23. Moving an icon by holding the button and letting go is ___</w:t>
+      </w:r>
+    </w:p>
+    <w:p>
+      <w:pPr>
+        <w:spacing w:after="60"/>
+        <w:ind w:left="652" w:hanging="340"/>
+      </w:pPr>
+      <w:r>
+        <w:rPr>
+          <w:b w:val="0"/>
+          <w:i w:val="0"/>
+          <w:sz w:val="21"/>
+        </w:rPr>
+        <w:t>A) scanning   B) printing   C) saving   D) drag and drop</w:t>
+      </w:r>
+    </w:p>
+    <w:p>
+      <w:pPr>
+        <w:spacing w:after="20"/>
+        <w:ind w:left="351" w:hanging="351"/>
+      </w:pPr>
+      <w:r>
+        <w:rPr>
+          <w:b w:val="0"/>
+          <w:i w:val="0"/>
+          <w:sz w:val="21"/>
+        </w:rPr>
+        <w:t>24. A device that puts information into the computer is an ___ device</w:t>
+      </w:r>
+    </w:p>
+    <w:p>
+      <w:pPr>
+        <w:spacing w:after="60"/>
+        <w:ind w:left="652" w:hanging="340"/>
+      </w:pPr>
+      <w:r>
+        <w:rPr>
+          <w:b w:val="0"/>
+          <w:i w:val="0"/>
+          <w:sz w:val="21"/>
+        </w:rPr>
+        <w:t>A) output   B) sound   C) input   D) print</w:t>
+      </w:r>
+    </w:p>
+    <w:p>
+      <w:pPr>
+        <w:spacing w:after="20"/>
+        <w:ind w:left="351" w:hanging="351"/>
+      </w:pPr>
+      <w:r>
+        <w:rPr>
+          <w:b w:val="0"/>
+          <w:i w:val="0"/>
+          <w:sz w:val="21"/>
+        </w:rPr>
+        <w:t>25. A device that brings information out of the computer is an ___ device</w:t>
+      </w:r>
+    </w:p>
+    <w:p>
+      <w:pPr>
+        <w:spacing w:after="60"/>
+        <w:ind w:left="652" w:hanging="340"/>
+      </w:pPr>
+      <w:r>
+        <w:rPr>
+          <w:b w:val="0"/>
+          <w:i w:val="0"/>
+          <w:sz w:val="21"/>
+        </w:rPr>
+        <w:t>A) output   B) cool   C) input   D) power</w:t>
+      </w:r>
+    </w:p>
+    <w:p>
+      <w:pPr>
+        <w:spacing w:after="20"/>
+        <w:ind w:left="351" w:hanging="351"/>
+      </w:pPr>
+      <w:r>
+        <w:rPr>
+          <w:b w:val="0"/>
+          <w:i w:val="0"/>
+          <w:sz w:val="21"/>
+        </w:rPr>
+        <w:t>26. The device that puts our work on paper is the ___</w:t>
+      </w:r>
+    </w:p>
+    <w:p>
+      <w:pPr>
+        <w:spacing w:after="60"/>
+        <w:ind w:left="652" w:hanging="340"/>
+      </w:pPr>
+      <w:r>
+        <w:rPr>
+          <w:b w:val="0"/>
+          <w:i w:val="0"/>
+          <w:sz w:val="21"/>
+        </w:rPr>
+        <w:t>A) keyboard   B) printer   C) microphone   D) mouse</w:t>
+      </w:r>
+    </w:p>
+    <w:p>
+      <w:pPr>
+        <w:spacing w:after="20"/>
+        <w:ind w:left="351" w:hanging="351"/>
+      </w:pPr>
+      <w:r>
+        <w:rPr>
+          <w:b w:val="0"/>
+          <w:i w:val="0"/>
+          <w:sz w:val="21"/>
+        </w:rPr>
+        <w:t>27. We hear sound from the computer through ___</w:t>
+      </w:r>
+    </w:p>
+    <w:p>
+      <w:pPr>
+        <w:spacing w:after="0"/>
+      </w:pPr>
+      <w:r>
+        <w:br w:type="page"/>
+      </w:r>
+    </w:p>
+    <w:p>
+      <w:pPr>
+        <w:spacing w:after="60"/>
+        <w:ind w:left="652" w:hanging="340"/>
+      </w:pPr>
+      <w:r>
+        <w:rPr>
+          <w:b w:val="0"/>
+          <w:i w:val="0"/>
+          <w:sz w:val="21"/>
+        </w:rPr>
+        <w:t>A) cable   B) mouse   C) printer   D) speakers</w:t>
+      </w:r>
+    </w:p>
+    <w:p>
+      <w:pPr>
+        <w:spacing w:after="20"/>
+        <w:ind w:left="351" w:hanging="351"/>
+      </w:pPr>
+      <w:r>
+        <w:rPr>
+          <w:b w:val="0"/>
+          <w:i w:val="0"/>
+          <w:sz w:val="21"/>
+        </w:rPr>
+        <w:t>28. A microphone takes our ___ into the computer</w:t>
+      </w:r>
+    </w:p>
+    <w:p>
+      <w:pPr>
+        <w:spacing w:after="60"/>
+        <w:ind w:left="652" w:hanging="340"/>
+      </w:pPr>
+      <w:r>
+        <w:rPr>
+          <w:b w:val="0"/>
+          <w:i w:val="0"/>
+          <w:sz w:val="21"/>
+        </w:rPr>
+        <w:t>A) food   B) shoes   C) voice   D) hair</w:t>
+      </w:r>
+    </w:p>
+    <w:p>
+      <w:pPr>
+        <w:spacing w:after="20"/>
+        <w:ind w:left="351" w:hanging="351"/>
+      </w:pPr>
+      <w:r>
+        <w:rPr>
+          <w:b w:val="0"/>
+          <w:i w:val="0"/>
+          <w:sz w:val="21"/>
+        </w:rPr>
+        <w:t>29. The wheel on the mouse is used to ___</w:t>
+      </w:r>
+    </w:p>
+    <w:p>
+      <w:pPr>
+        <w:spacing w:after="60"/>
+        <w:ind w:left="652" w:hanging="340"/>
+      </w:pPr>
+      <w:r>
+        <w:rPr>
+          <w:b w:val="0"/>
+          <w:i w:val="0"/>
+          <w:sz w:val="21"/>
+        </w:rPr>
+        <w:t>A) sing   B) scroll   C) eat   D) print</w:t>
+      </w:r>
+    </w:p>
+    <w:p>
+      <w:pPr>
+        <w:spacing w:after="20"/>
+        <w:ind w:left="351" w:hanging="351"/>
+      </w:pPr>
+      <w:r>
+        <w:rPr>
+          <w:b w:val="0"/>
+          <w:i w:val="0"/>
+          <w:sz w:val="21"/>
+        </w:rPr>
+        <w:t>30. A wooden broom and a plastic bucket are ___ digital devices</w:t>
+      </w:r>
+    </w:p>
+    <w:p>
+      <w:pPr>
+        <w:spacing w:after="60"/>
+        <w:ind w:left="652" w:hanging="340"/>
+      </w:pPr>
+      <w:r>
+        <w:rPr>
+          <w:b w:val="0"/>
+          <w:i w:val="0"/>
+          <w:sz w:val="21"/>
+        </w:rPr>
+        <w:t>A) not   B) very   C) only   D) always</w:t>
+      </w:r>
+    </w:p>
+    <w:p>
+      <w:pPr>
+        <w:keepNext/>
+        <w:spacing w:before="240" w:after="60"/>
+      </w:pPr>
+      <w:r>
+        <w:rPr>
+          <w:b/>
+          <w:i w:val="0"/>
+          <w:color w:val="142C5A"/>
+          <w:sz w:val="27"/>
+        </w:rPr>
+        <w:t>SECTION B — SUB-OBJECTIVE (10 MARKS)</w:t>
+      </w:r>
+    </w:p>
+    <w:p>
+      <w:r>
+        <w:rPr>
+          <w:b w:val="0"/>
+          <w:i w:val="0"/>
+          <w:sz w:val="21"/>
+        </w:rPr>
+        <w:t>Answer briefly.</w:t>
+      </w:r>
+    </w:p>
+    <w:p>
+      <w:pPr>
+        <w:spacing w:after="20"/>
+        <w:ind w:left="351" w:hanging="351"/>
+      </w:pPr>
+      <w:r>
+        <w:rPr>
+          <w:b w:val="0"/>
+          <w:i w:val="0"/>
+          <w:sz w:val="21"/>
+        </w:rPr>
+        <w:t>31. Name two digital devices you can carry</w:t>
+      </w:r>
+    </w:p>
+    <w:p>
+      <w:pPr>
+        <w:spacing w:after="20"/>
+        <w:ind w:left="351" w:hanging="351"/>
+      </w:pPr>
+      <w:r>
+        <w:rPr>
+          <w:b w:val="0"/>
+          <w:i w:val="0"/>
+          <w:sz w:val="21"/>
+        </w:rPr>
+        <w:t>32. Name the four basic parts of a computer</w:t>
+      </w:r>
+    </w:p>
+    <w:p>
+      <w:pPr>
+        <w:spacing w:after="20"/>
+        <w:ind w:left="351" w:hanging="351"/>
+      </w:pPr>
+      <w:r>
+        <w:rPr>
+          <w:b w:val="0"/>
+          <w:i w:val="0"/>
+          <w:sz w:val="21"/>
+        </w:rPr>
+        <w:t>33. Name two things we keep away from a device</w:t>
+      </w:r>
+    </w:p>
+    <w:p>
+      <w:pPr>
+        <w:spacing w:after="20"/>
+        <w:ind w:left="351" w:hanging="351"/>
+      </w:pPr>
+      <w:r>
+        <w:rPr>
+          <w:b w:val="0"/>
+          <w:i w:val="0"/>
+          <w:sz w:val="21"/>
+        </w:rPr>
+        <w:t>34. Name two input devices</w:t>
+      </w:r>
+    </w:p>
+    <w:p>
+      <w:pPr>
+        <w:spacing w:after="20"/>
+        <w:ind w:left="351" w:hanging="351"/>
+      </w:pPr>
+      <w:r>
+        <w:rPr>
+          <w:b w:val="0"/>
+          <w:i w:val="0"/>
+          <w:sz w:val="21"/>
+        </w:rPr>
+        <w:t>35. Name two output devices</w:t>
+      </w:r>
+    </w:p>
+    <w:p>
+      <w:pPr>
+        <w:spacing w:after="20"/>
+        <w:ind w:left="351" w:hanging="351"/>
+      </w:pPr>
+      <w:r>
+        <w:rPr>
+          <w:b w:val="0"/>
+          <w:i w:val="0"/>
+          <w:sz w:val="21"/>
+        </w:rPr>
+        <w:t>36. Name two ways we care for a device</w:t>
+      </w:r>
+    </w:p>
+    <w:p>
+      <w:pPr>
+        <w:spacing w:after="20"/>
+        <w:ind w:left="351" w:hanging="351"/>
+      </w:pPr>
+      <w:r>
+        <w:rPr>
+          <w:b w:val="0"/>
+          <w:i w:val="0"/>
+          <w:sz w:val="21"/>
+        </w:rPr>
+        <w:t>37. Name the two great inventors of the computer</w:t>
+      </w:r>
+    </w:p>
+    <w:p>
+      <w:pPr>
+        <w:spacing w:after="20"/>
+        <w:ind w:left="351" w:hanging="351"/>
+      </w:pPr>
+      <w:r>
+        <w:rPr>
+          <w:b w:val="0"/>
+          <w:i w:val="0"/>
+          <w:sz w:val="21"/>
+        </w:rPr>
+        <w:t>38. Name two devices that became smaller over time</w:t>
+      </w:r>
+    </w:p>
+    <w:p>
+      <w:pPr>
+        <w:spacing w:after="20"/>
+        <w:ind w:left="351" w:hanging="351"/>
+      </w:pPr>
+      <w:r>
+        <w:rPr>
+          <w:b w:val="0"/>
+          <w:i w:val="0"/>
+          <w:sz w:val="21"/>
+        </w:rPr>
+        <w:t>39. Name two lab rules</w:t>
+      </w:r>
+    </w:p>
+    <w:p>
+      <w:pPr>
+        <w:spacing w:after="20"/>
+        <w:ind w:left="351" w:hanging="351"/>
+      </w:pPr>
+      <w:r>
+        <w:rPr>
+          <w:b w:val="0"/>
+          <w:i w:val="0"/>
+          <w:sz w:val="21"/>
+        </w:rPr>
+        <w:t>40. Name two things hardware and software are like</w:t>
+      </w:r>
+    </w:p>
+    <w:p>
+      <w:pPr>
+        <w:keepNext/>
+        <w:spacing w:before="240" w:after="60"/>
+      </w:pPr>
+      <w:r>
+        <w:rPr>
+          <w:b/>
+          <w:i w:val="0"/>
+          <w:color w:val="142C5A"/>
+          <w:sz w:val="27"/>
+        </w:rPr>
+        <w:t>SECTION C — THEORY (10 MARKS)</w:t>
+      </w:r>
+    </w:p>
+    <w:p>
+      <w:r>
+        <w:rPr>
+          <w:b w:val="0"/>
+          <w:i w:val="0"/>
+          <w:sz w:val="21"/>
+        </w:rPr>
+        <w:t>Answer in full sentences.</w:t>
+      </w:r>
+    </w:p>
+    <w:p>
+      <w:pPr>
+        <w:spacing w:after="20"/>
+        <w:ind w:left="351" w:hanging="351"/>
+      </w:pPr>
+      <w:r>
+        <w:rPr>
+          <w:b w:val="0"/>
+          <w:i w:val="0"/>
+          <w:sz w:val="21"/>
+        </w:rPr>
+        <w:t>41. What is technology in one line? (2 marks)</w:t>
+      </w:r>
+    </w:p>
+    <w:p>
+      <w:pPr>
+        <w:spacing w:after="20"/>
+        <w:ind w:left="351" w:hanging="351"/>
+      </w:pPr>
+      <w:r>
+        <w:rPr>
+          <w:b w:val="0"/>
+          <w:i w:val="0"/>
+          <w:sz w:val="21"/>
+        </w:rPr>
+        <w:t>42. Name the four basic parts of a computer. (2 marks)</w:t>
+      </w:r>
+    </w:p>
+    <w:p>
+      <w:pPr>
+        <w:spacing w:after="20"/>
+        <w:ind w:left="351" w:hanging="351"/>
+      </w:pPr>
+      <w:r>
+        <w:rPr>
+          <w:b w:val="0"/>
+          <w:i w:val="0"/>
+          <w:sz w:val="21"/>
+        </w:rPr>
+        <w:t>43. Say two ways we care for a device. (2 marks)</w:t>
+      </w:r>
+    </w:p>
+    <w:p>
+      <w:pPr>
+        <w:spacing w:after="20"/>
+        <w:ind w:left="351" w:hanging="351"/>
+      </w:pPr>
+      <w:r>
+        <w:rPr>
+          <w:b w:val="0"/>
+          <w:i w:val="0"/>
+          <w:sz w:val="21"/>
+        </w:rPr>
+        <w:t>44. Who is the father of the computer and what did he design? (2 marks)</w:t>
+      </w:r>
+    </w:p>
+    <w:p>
+      <w:pPr>
+        <w:spacing w:after="20"/>
+        <w:ind w:left="351" w:hanging="351"/>
+      </w:pPr>
+      <w:r>
+        <w:rPr>
+          <w:b w:val="0"/>
+          <w:i w:val="0"/>
+          <w:sz w:val="21"/>
+        </w:rPr>
+        <w:t>45. Tell one input device and one output device. (2 marks)</w:t>
       </w:r>
     </w:p>
     <w:sectPr>
